--- a/files/ACTA DE INFORMACION SUMARIA - Marinero Indonesio AGUS PRIYANTO.docx
+++ b/files/ACTA DE INFORMACION SUMARIA - Marinero Indonesio AGUS PRIYANTO.docx
@@ -25,42 +25,21 @@
           <w:sz w:val="24"/>
           <w:szCs w:val="24"/>
         </w:rPr>
-        <w:t xml:space="preserve">31</w:t>
+        <w:t xml:space="preserve">03</w:t>
       </w:r>
       <w:r>
         <w:rPr>
           <w:sz w:val="24"/>
           <w:szCs w:val="24"/>
         </w:rPr>
-        <w:t xml:space="preserve"> de agosto de 2026 a la hora 1</w:t>
+        <w:t xml:space="preserve"> de septiembre de 2026 a la hora 12:00 </w:t>
       </w:r>
       <w:r>
         <w:rPr>
           <w:sz w:val="24"/>
           <w:szCs w:val="24"/>
         </w:rPr>
-        <w:t xml:space="preserve">7</w:t>
-      </w:r>
-      <w:r>
-        <w:rPr>
-          <w:sz w:val="24"/>
-          <w:szCs w:val="24"/>
-        </w:rPr>
-        <w:t xml:space="preserve">:</w:t>
-      </w:r>
-      <w:r>
-        <w:rPr>
-          <w:sz w:val="24"/>
-          <w:szCs w:val="24"/>
-        </w:rPr>
-        <w:t xml:space="preserve">2</w:t>
-      </w:r>
-      <w:r>
-        <w:rPr>
-          <w:sz w:val="24"/>
-          <w:szCs w:val="24"/>
-        </w:rPr>
-        <w:t xml:space="preserve">0 comparece ante </w:t>
+        <w:t xml:space="preserve">comparece ante </w:t>
       </w:r>
       <w:r>
         <w:rPr>
@@ -81,35 +60,29 @@
           <w:sz w:val="24"/>
           <w:szCs w:val="24"/>
         </w:rPr>
-        <w:t xml:space="preserve">Alférez</w:t>
       </w:r>
       <w:r>
         <w:rPr>
           <w:sz w:val="24"/>
           <w:szCs w:val="24"/>
-        </w:rPr>
-        <w:t xml:space="preserve"> de Navío (CP) </w:t>
+          <w:highlight w:val="none"/>
+        </w:rPr>
+        <w:t xml:space="preserve">Teniente </w:t>
       </w:r>
       <w:r>
         <w:rPr>
           <w:sz w:val="24"/>
           <w:szCs w:val="24"/>
-        </w:rPr>
-        <w:t xml:space="preserve">Brian</w:t>
+          <w:highlight w:val="none"/>
+        </w:rPr>
+        <w:t xml:space="preserve">de Navío (CP) Joaquín PEREZ CORIA</w:t>
       </w:r>
+      <w:r/>
       <w:r>
         <w:rPr>
           <w:sz w:val="24"/>
           <w:szCs w:val="24"/>
         </w:rPr>
-        <w:t xml:space="preserve"> </w:t>
-      </w:r>
-      <w:r>
-        <w:rPr>
-          <w:sz w:val="24"/>
-          <w:szCs w:val="24"/>
-        </w:rPr>
-        <w:t xml:space="preserve">MUÑIZ</w:t>
       </w:r>
       <w:r>
         <w:rPr>
@@ -145,6 +118,12 @@
           <w:szCs w:val="24"/>
         </w:rPr>
         <w:t xml:space="preserve">”, bandera rusa, Nro. OMI 9024621, referente a lo sucedido el día 25 de agosto de 2026.</w:t>
+      </w:r>
+      <w:r>
+        <w:rPr>
+          <w:sz w:val="24"/>
+          <w:szCs w:val="24"/>
+        </w:rPr>
       </w:r>
       <w:r>
         <w:rPr>
@@ -344,6 +323,14 @@
           <w:szCs w:val="24"/>
         </w:rPr>
       </w:r>
+      <w:r>
+        <w:rPr>
+          <w:b/>
+          <w:bCs/>
+          <w:sz w:val="24"/>
+          <w:szCs w:val="24"/>
+        </w:rPr>
+      </w:r>
     </w:p>
     <w:p>
       <w:pPr>
@@ -469,6 +456,12 @@
           <w:szCs w:val="24"/>
         </w:rPr>
       </w:r>
+      <w:r>
+        <w:rPr>
+          <w:sz w:val="24"/>
+          <w:szCs w:val="24"/>
+        </w:rPr>
+      </w:r>
     </w:p>
     <w:p>
       <w:pPr>
@@ -500,6 +493,14 @@
           <w:szCs w:val="24"/>
         </w:rPr>
       </w:r>
+      <w:r>
+        <w:rPr>
+          <w:b/>
+          <w:bCs/>
+          <w:sz w:val="24"/>
+          <w:szCs w:val="24"/>
+        </w:rPr>
+      </w:r>
     </w:p>
     <w:p>
       <w:pPr>
@@ -549,6 +550,12 @@
           <w:szCs w:val="24"/>
         </w:rPr>
       </w:r>
+      <w:r>
+        <w:rPr>
+          <w:sz w:val="24"/>
+          <w:szCs w:val="24"/>
+        </w:rPr>
+      </w:r>
     </w:p>
     <w:p>
       <w:pPr>
@@ -598,6 +605,14 @@
           <w:szCs w:val="24"/>
         </w:rPr>
       </w:r>
+      <w:r>
+        <w:rPr>
+          <w:b/>
+          <w:bCs/>
+          <w:sz w:val="24"/>
+          <w:szCs w:val="24"/>
+        </w:rPr>
+      </w:r>
     </w:p>
     <w:p>
       <w:pPr>
@@ -693,6 +708,14 @@
           <w:szCs w:val="24"/>
         </w:rPr>
       </w:r>
+      <w:r>
+        <w:rPr>
+          <w:b/>
+          <w:bCs/>
+          <w:sz w:val="24"/>
+          <w:szCs w:val="24"/>
+        </w:rPr>
+      </w:r>
     </w:p>
     <w:p>
       <w:pPr>
@@ -769,6 +792,14 @@
           <w:szCs w:val="24"/>
         </w:rPr>
       </w:r>
+      <w:r>
+        <w:rPr>
+          <w:b/>
+          <w:bCs/>
+          <w:sz w:val="24"/>
+          <w:szCs w:val="24"/>
+        </w:rPr>
+      </w:r>
     </w:p>
     <w:p>
       <w:pPr>
@@ -888,6 +919,12 @@
           <w:szCs w:val="24"/>
         </w:rPr>
       </w:r>
+      <w:r>
+        <w:rPr>
+          <w:sz w:val="24"/>
+          <w:szCs w:val="24"/>
+        </w:rPr>
+      </w:r>
     </w:p>
     <w:p>
       <w:pPr>
@@ -955,6 +992,14 @@
           <w:szCs w:val="24"/>
         </w:rPr>
       </w:r>
+      <w:r>
+        <w:rPr>
+          <w:b/>
+          <w:bCs/>
+          <w:sz w:val="24"/>
+          <w:szCs w:val="24"/>
+        </w:rPr>
+      </w:r>
     </w:p>
     <w:p>
       <w:pPr>
@@ -1074,6 +1119,12 @@
           <w:szCs w:val="24"/>
         </w:rPr>
       </w:r>
+      <w:r>
+        <w:rPr>
+          <w:sz w:val="24"/>
+          <w:szCs w:val="24"/>
+        </w:rPr>
+      </w:r>
     </w:p>
     <w:p>
       <w:pPr>
@@ -1141,6 +1192,14 @@
           <w:szCs w:val="24"/>
         </w:rPr>
       </w:r>
+      <w:r>
+        <w:rPr>
+          <w:b/>
+          <w:bCs/>
+          <w:sz w:val="24"/>
+          <w:szCs w:val="24"/>
+        </w:rPr>
+      </w:r>
     </w:p>
     <w:p>
       <w:pPr>
@@ -1258,6 +1317,7 @@
         <w:rPr>
           <w:sz w:val="24"/>
           <w:szCs w:val="24"/>
+          <w:highlight w:val="none"/>
         </w:rPr>
       </w:r>
     </w:p>
@@ -1363,29 +1423,50 @@
           <w:szCs w:val="24"/>
         </w:rPr>
       </w:r>
+    </w:p>
+    <w:p>
+      <w:pPr>
+        <w:pBdr/>
+        <w:spacing w:after="113" w:before="113"/>
+        <w:ind/>
+        <w:jc w:val="both"/>
+        <w:rPr>
+          <w:b/>
+          <w:bCs/>
+          <w:sz w:val="24"/>
+          <w:szCs w:val="24"/>
+        </w:rPr>
+      </w:pPr>
       <w:r>
         <w:rPr>
-          <w:sz w:val="24"/>
-          <w:szCs w:val="24"/>
-          <w:highlight w:val="none"/>
-        </w:rPr>
+          <w:b/>
+          <w:bCs/>
+          <w:sz w:val="24"/>
+          <w:szCs w:val="24"/>
+        </w:rPr>
+        <w:t xml:space="preserve">8 – PARA QUE DIGA SI ESTA EN CONOCIMIENTO DE SI EN ALGUN LUGAR DE LA BODEGA DE CARGA HABIA UNA AVERIA O FILTRACION DE AGUA</w:t>
       </w:r>
       <w:r>
         <w:rPr>
-          <w:sz w:val="24"/>
-          <w:szCs w:val="24"/>
-          <w:highlight w:val="none"/>
-        </w:rPr>
+          <w:b/>
+          <w:bCs/>
+          <w:sz w:val="24"/>
+          <w:szCs w:val="24"/>
+        </w:rPr>
+        <w:t xml:space="preserve">. -</w:t>
       </w:r>
       <w:r>
         <w:rPr>
-          <w:sz w:val="24"/>
-          <w:szCs w:val="24"/>
-          <w:highlight w:val="none"/>
+          <w:b/>
+          <w:bCs/>
+          <w:sz w:val="24"/>
+          <w:szCs w:val="24"/>
         </w:rPr>
       </w:r>
       <w:r>
         <w:rPr>
+          <w:b/>
+          <w:bCs/>
           <w:sz w:val="24"/>
           <w:szCs w:val="24"/>
         </w:rPr>
@@ -1398,20 +1479,136 @@
         <w:ind/>
         <w:jc w:val="both"/>
         <w:rPr>
+          <w:sz w:val="24"/>
+          <w:szCs w:val="24"/>
+          <w:highlight w:val="none"/>
+        </w:rPr>
+      </w:pPr>
+      <w:r>
+        <w:rPr>
           <w:b/>
           <w:bCs/>
           <w:sz w:val="24"/>
           <w:szCs w:val="24"/>
-        </w:rPr>
-      </w:pPr>
+          <w:u w:val="single"/>
+        </w:rPr>
+        <w:t xml:space="preserve">CONTESTA:</w:t>
+      </w:r>
       <w:r>
+        <w:rPr>
+          <w:sz w:val="24"/>
+          <w:szCs w:val="24"/>
+        </w:rPr>
+        <w:t xml:space="preserve"> El único problema que había era en la electricidad de la cámara de refrigeración del pescado, pero eso sucedió aquí en puerto. Estuvieron unos uruguayos trabajando en la electricidad de la frigorífica pero solo un día, el día previo al incidente</w:t>
+      </w:r>
+      <w:r>
+        <w:rPr>
+          <w:sz w:val="24"/>
+          <w:szCs w:val="24"/>
+        </w:rPr>
+        <w:t xml:space="preserve">. </w:t>
+      </w:r>
+      <w:r>
+        <w:rPr>
+          <w:sz w:val="24"/>
+          <w:szCs w:val="24"/>
+        </w:rPr>
+        <w:t xml:space="preserve">-</w:t>
+      </w:r>
+      <w:r>
+        <w:rPr>
+          <w:sz w:val="24"/>
+          <w:szCs w:val="24"/>
+        </w:rPr>
+      </w:r>
+      <w:r>
+        <w:rPr>
+          <w:sz w:val="24"/>
+          <w:szCs w:val="24"/>
+          <w:highlight w:val="none"/>
+        </w:rPr>
+      </w:r>
+    </w:p>
+    <w:p>
+      <w:pPr>
+        <w:pBdr/>
+        <w:spacing w:after="113" w:before="113"/>
+        <w:ind/>
+        <w:jc w:val="both"/>
         <w:rPr>
           <w:b/>
           <w:bCs/>
           <w:sz w:val="24"/>
           <w:szCs w:val="24"/>
         </w:rPr>
-        <w:t xml:space="preserve">8 – PARA QUE DIGA SI ESTA EN CONOCIMIENTO DE SI EN ALGUN LUGAR DE LA BODEGA DE CARGA HABIA UNA AVERIA O FILTRACION DE AGUA</w:t>
+      </w:pPr>
+      <w:r>
+        <w:rPr>
+          <w:b/>
+          <w:bCs/>
+          <w:sz w:val="24"/>
+          <w:szCs w:val="24"/>
+          <w:highlight w:val="none"/>
+        </w:rPr>
+      </w:r>
+      <w:r>
+        <w:rPr>
+          <w:b/>
+          <w:bCs/>
+          <w:sz w:val="24"/>
+          <w:szCs w:val="24"/>
+          <w:highlight w:val="none"/>
+        </w:rPr>
+      </w:r>
+      <w:r>
+        <w:rPr>
+          <w:b/>
+          <w:bCs/>
+          <w:sz w:val="24"/>
+          <w:szCs w:val="24"/>
+        </w:rPr>
+      </w:r>
+    </w:p>
+    <w:p>
+      <w:pPr>
+        <w:pBdr/>
+        <w:spacing w:after="113" w:before="113"/>
+        <w:ind/>
+        <w:jc w:val="both"/>
+        <w:rPr>
+          <w:b/>
+          <w:bCs/>
+          <w:sz w:val="24"/>
+          <w:szCs w:val="24"/>
+          <w:highlight w:val="none"/>
+        </w:rPr>
+      </w:pPr>
+      <w:r>
+        <w:rPr>
+          <w:b/>
+          <w:bCs/>
+          <w:sz w:val="24"/>
+          <w:szCs w:val="24"/>
+        </w:rPr>
+        <w:t xml:space="preserve">9</w:t>
+      </w:r>
+      <w:r>
+        <w:rPr>
+          <w:b/>
+          <w:bCs/>
+          <w:sz w:val="24"/>
+          <w:szCs w:val="24"/>
+        </w:rPr>
+        <w:t xml:space="preserve"> – PARA QUE DIGA </w:t>
+      </w:r>
+      <w:r>
+        <w:rPr>
+          <w:b/>
+          <w:bCs/>
+          <w:sz w:val="24"/>
+          <w:szCs w:val="24"/>
+        </w:rPr>
+        <w:t xml:space="preserve">DE QUIEN RECIBE ORDENES Y CUAL ES SU HORARIO DE TRABAJO</w:t>
       </w:r>
       <w:r>
         <w:rPr>
@@ -1436,6 +1633,7 @@
           <w:bCs/>
           <w:sz w:val="24"/>
           <w:szCs w:val="24"/>
+          <w:highlight w:val="none"/>
         </w:rPr>
       </w:r>
     </w:p>
@@ -1466,14 +1664,416 @@
           <w:sz w:val="24"/>
           <w:szCs w:val="24"/>
         </w:rPr>
-        <w:t xml:space="preserve"> El único problema que había era en la electricidad de la cámara de refrigeración del pescado, pero eso sucedió aquí en puerto. Estuvieron unos uruguayos trabajando en la electricidad de la frigorífica pero solo un día, el día previo al incidente</w:t>
+        <w:t xml:space="preserve"> Recibo orde</w:t>
       </w:r>
       <w:r>
         <w:rPr>
           <w:sz w:val="24"/>
           <w:szCs w:val="24"/>
         </w:rPr>
-        <w:t xml:space="preserve">. </w:t>
+        <w:t xml:space="preserve">nes del jefe de maquinas coreano, Park Kwang Jun. La jornada de trabajo es de 12 horas continuas y 6 de descanso, posterior a las 6 de descanso comienzan nuevamente las 12 horas de trabajo. El patrón de pesca coreano nos informa cuando finalizar la jornada</w:t>
+      </w:r>
+      <w:r>
+        <w:rPr>
+          <w:sz w:val="24"/>
+          <w:szCs w:val="24"/>
+        </w:rPr>
+        <w:t xml:space="preserve">.</w:t>
+      </w:r>
+      <w:r>
+        <w:rPr>
+          <w:sz w:val="24"/>
+          <w:szCs w:val="24"/>
+          <w:highlight w:val="none"/>
+        </w:rPr>
+      </w:r>
+    </w:p>
+    <w:p>
+      <w:pPr>
+        <w:pBdr/>
+        <w:spacing w:after="113" w:before="113"/>
+        <w:ind/>
+        <w:jc w:val="both"/>
+        <w:rPr>
+          <w:b/>
+          <w:bCs/>
+          <w:sz w:val="24"/>
+          <w:szCs w:val="24"/>
+        </w:rPr>
+      </w:pPr>
+      <w:r>
+        <w:rPr>
+          <w:b/>
+          <w:bCs/>
+          <w:sz w:val="24"/>
+          <w:szCs w:val="24"/>
+        </w:rPr>
+        <w:t xml:space="preserve">10 – PARA QUE DIGA ACTUALMENTE DONDE ESTA ALOJADO Y SI TIENE LAS NECESIDADES BASICAS CUBIERTAS. -</w:t>
+      </w:r>
+      <w:r>
+        <w:rPr>
+          <w:b/>
+          <w:bCs/>
+          <w:sz w:val="24"/>
+          <w:szCs w:val="24"/>
+        </w:rPr>
+      </w:r>
+      <w:r>
+        <w:rPr>
+          <w:b/>
+          <w:bCs/>
+          <w:sz w:val="24"/>
+          <w:szCs w:val="24"/>
+        </w:rPr>
+      </w:r>
+    </w:p>
+    <w:p>
+      <w:pPr>
+        <w:pBdr/>
+        <w:spacing w:after="113" w:before="113"/>
+        <w:ind/>
+        <w:jc w:val="both"/>
+        <w:rPr>
+          <w:sz w:val="24"/>
+          <w:szCs w:val="24"/>
+          <w:highlight w:val="none"/>
+        </w:rPr>
+      </w:pPr>
+      <w:r>
+        <w:rPr>
+          <w:b/>
+          <w:bCs/>
+          <w:sz w:val="24"/>
+          <w:szCs w:val="24"/>
+          <w:u w:val="single"/>
+        </w:rPr>
+        <w:t xml:space="preserve">CONTESTA:</w:t>
+      </w:r>
+      <w:r>
+        <w:rPr>
+          <w:sz w:val="24"/>
+          <w:szCs w:val="24"/>
+        </w:rPr>
+        <w:t xml:space="preserve"> Estamos en el Sur Este 701, ahora esta todo bien</w:t>
+      </w:r>
+      <w:r>
+        <w:rPr>
+          <w:sz w:val="24"/>
+          <w:szCs w:val="24"/>
+        </w:rPr>
+        <w:t xml:space="preserve">. -</w:t>
+      </w:r>
+      <w:r>
+        <w:rPr>
+          <w:sz w:val="24"/>
+          <w:szCs w:val="24"/>
+          <w:highlight w:val="none"/>
+        </w:rPr>
+      </w:r>
+      <w:r>
+        <w:rPr>
+          <w:sz w:val="24"/>
+          <w:szCs w:val="24"/>
+          <w:highlight w:val="none"/>
+        </w:rPr>
+      </w:r>
+      <w:r>
+        <w:rPr>
+          <w:sz w:val="24"/>
+          <w:szCs w:val="24"/>
+          <w:highlight w:val="none"/>
+        </w:rPr>
+      </w:r>
+      <w:r>
+        <w:rPr>
+          <w:sz w:val="24"/>
+          <w:szCs w:val="24"/>
+          <w:highlight w:val="none"/>
+        </w:rPr>
+      </w:r>
+      <w:r>
+        <w:rPr>
+          <w:sz w:val="24"/>
+          <w:szCs w:val="24"/>
+          <w:highlight w:val="none"/>
+        </w:rPr>
+      </w:r>
+      <w:r>
+        <w:rPr>
+          <w:sz w:val="24"/>
+          <w:szCs w:val="24"/>
+          <w:highlight w:val="none"/>
+        </w:rPr>
+      </w:r>
+    </w:p>
+    <w:p>
+      <w:pPr>
+        <w:pBdr/>
+        <w:spacing w:after="113" w:before="113"/>
+        <w:ind/>
+        <w:jc w:val="both"/>
+        <w:rPr>
+          <w:b/>
+          <w:bCs/>
+          <w:sz w:val="24"/>
+          <w:szCs w:val="24"/>
+        </w:rPr>
+      </w:pPr>
+      <w:r>
+        <w:rPr>
+          <w:sz w:val="24"/>
+          <w:szCs w:val="24"/>
+        </w:rPr>
+      </w:r>
+      <w:r>
+        <w:rPr>
+          <w:b/>
+          <w:bCs/>
+          <w:sz w:val="24"/>
+          <w:szCs w:val="24"/>
+        </w:rPr>
+        <w:t xml:space="preserve">11 – PARA QUE DIGA SI VIO A ALGUN MIEMBRO DE LA TRIPULACION CONSUMIR ALCOHOL ABORDO O EN APARENTE ESTADO ETILICO. -</w:t>
+      </w:r>
+      <w:r>
+        <w:rPr>
+          <w:b/>
+          <w:bCs/>
+          <w:sz w:val="24"/>
+          <w:szCs w:val="24"/>
+        </w:rPr>
+      </w:r>
+      <w:r>
+        <w:rPr>
+          <w:b/>
+          <w:bCs/>
+          <w:sz w:val="24"/>
+          <w:szCs w:val="24"/>
+        </w:rPr>
+      </w:r>
+    </w:p>
+    <w:p>
+      <w:pPr>
+        <w:pBdr/>
+        <w:spacing w:after="113" w:before="113"/>
+        <w:ind/>
+        <w:jc w:val="both"/>
+        <w:rPr>
+          <w:b/>
+          <w:bCs/>
+          <w:sz w:val="24"/>
+          <w:szCs w:val="24"/>
+          <w:highlight w:val="none"/>
+        </w:rPr>
+      </w:pPr>
+      <w:r>
+        <w:rPr>
+          <w:b/>
+          <w:bCs/>
+          <w:sz w:val="24"/>
+          <w:szCs w:val="24"/>
+          <w:u w:val="single"/>
+        </w:rPr>
+        <w:t xml:space="preserve">CONTESTA:</w:t>
+      </w:r>
+      <w:r>
+        <w:rPr>
+          <w:sz w:val="24"/>
+          <w:szCs w:val="24"/>
+        </w:rPr>
+        <w:t xml:space="preserve"> No, no vi a nadie</w:t>
+      </w:r>
+      <w:r>
+        <w:rPr>
+          <w:sz w:val="24"/>
+          <w:szCs w:val="24"/>
+        </w:rPr>
+        <w:t xml:space="preserve">. -</w:t>
+      </w:r>
+      <w:r>
+        <w:rPr>
+          <w:b/>
+          <w:bCs/>
+          <w:sz w:val="24"/>
+          <w:szCs w:val="24"/>
+        </w:rPr>
+      </w:r>
+      <w:r>
+        <w:rPr>
+          <w:b/>
+          <w:bCs/>
+          <w:sz w:val="24"/>
+          <w:szCs w:val="24"/>
+        </w:rPr>
+      </w:r>
+    </w:p>
+    <w:p>
+      <w:pPr>
+        <w:pBdr/>
+        <w:spacing w:after="113" w:before="113"/>
+        <w:ind/>
+        <w:jc w:val="both"/>
+        <w:rPr>
+          <w:b/>
+          <w:bCs/>
+          <w:sz w:val="24"/>
+          <w:szCs w:val="24"/>
+          <w:highlight w:val="none"/>
+        </w:rPr>
+      </w:pPr>
+      <w:r>
+        <w:rPr>
+          <w:b/>
+          <w:bCs/>
+          <w:sz w:val="24"/>
+          <w:szCs w:val="24"/>
+        </w:rPr>
+        <w:t xml:space="preserve">12</w:t>
+      </w:r>
+      <w:r>
+        <w:rPr>
+          <w:b/>
+          <w:bCs/>
+          <w:sz w:val="24"/>
+          <w:szCs w:val="24"/>
+        </w:rPr>
+        <w:t xml:space="preserve"> – PARA QUE DIGA SI ESTUVO TRABAJANDO CON EL JEFE DE MAQUINAS PARK KWANG JUN EN EL CAMBIO DE TRES TRAMOS DE CA</w:t>
+      </w:r>
+      <w:r>
+        <w:rPr>
+          <w:b/>
+          <w:bCs/>
+          <w:sz w:val="24"/>
+          <w:szCs w:val="24"/>
+        </w:rPr>
+        <w:t xml:space="preserve">Ñ</w:t>
+      </w:r>
+      <w:r>
+        <w:rPr>
+          <w:b/>
+          <w:bCs/>
+          <w:sz w:val="24"/>
+          <w:szCs w:val="24"/>
+        </w:rPr>
+        <w:t xml:space="preserve">O DE REFRIGERACON DEL MOTOR PRINCIPAL EL DIA 22 DE AGOSTO</w:t>
+      </w:r>
+      <w:r>
+        <w:rPr>
+          <w:b/>
+          <w:bCs/>
+          <w:sz w:val="24"/>
+          <w:szCs w:val="24"/>
+        </w:rPr>
+        <w:t xml:space="preserve">. -</w:t>
+      </w:r>
+      <w:r>
+        <w:rPr>
+          <w:b/>
+          <w:bCs/>
+          <w:sz w:val="24"/>
+          <w:szCs w:val="24"/>
+          <w:highlight w:val="none"/>
+        </w:rPr>
+      </w:r>
+      <w:r/>
+    </w:p>
+    <w:p>
+      <w:pPr>
+        <w:pBdr/>
+        <w:spacing w:after="113" w:before="113"/>
+        <w:ind/>
+        <w:jc w:val="both"/>
+        <w:rPr>
+          <w:sz w:val="24"/>
+          <w:szCs w:val="24"/>
+          <w:highlight w:val="none"/>
+        </w:rPr>
+      </w:pPr>
+      <w:r>
+        <w:rPr>
+          <w:b/>
+          <w:bCs/>
+          <w:sz w:val="24"/>
+          <w:szCs w:val="24"/>
+          <w:u w:val="single"/>
+        </w:rPr>
+        <w:t xml:space="preserve">CONTESTA:</w:t>
+      </w:r>
+      <w:r>
+        <w:rPr>
+          <w:sz w:val="24"/>
+          <w:szCs w:val="24"/>
+        </w:rPr>
+        <w:t xml:space="preserve">  Si, estuve en la reparación del ca</w:t>
+      </w:r>
+      <w:r>
+        <w:rPr>
+          <w:sz w:val="24"/>
+          <w:szCs w:val="24"/>
+        </w:rPr>
+        <w:t xml:space="preserve">ñ</w:t>
+      </w:r>
+      <w:r>
+        <w:rPr>
+          <w:sz w:val="24"/>
+          <w:szCs w:val="24"/>
+        </w:rPr>
+        <w:t xml:space="preserve">o de agua de la maquina principal. La reparación fue de suplantar un tramo del ca</w:t>
+      </w:r>
+      <w:r>
+        <w:rPr>
+          <w:sz w:val="24"/>
+          <w:szCs w:val="24"/>
+        </w:rPr>
+      </w:r>
+      <w:r>
+        <w:rPr>
+          <w:sz w:val="24"/>
+          <w:szCs w:val="24"/>
+        </w:rPr>
+        <w:t xml:space="preserve">ñ</w:t>
+      </w:r>
+      <w:r/>
+      <w:r>
+        <w:rPr>
+          <w:sz w:val="24"/>
+          <w:szCs w:val="24"/>
+        </w:rPr>
+        <w:t xml:space="preserve">o. El mismo se puso nuevo y en las extremidades del ca</w:t>
+      </w:r>
+      <w:r>
+        <w:rPr>
+          <w:sz w:val="24"/>
+          <w:szCs w:val="24"/>
+        </w:rPr>
+        <w:t xml:space="preserve">ñ</w:t>
+      </w:r>
+      <w:r>
+        <w:rPr>
+          <w:sz w:val="24"/>
+          <w:szCs w:val="24"/>
+        </w:rPr>
+        <w:t xml:space="preserve">o se unió mediante mordazas. Ese mismo día se hizo una prueba de la reparación del mismo la cual fue correcta. Lo que se hizo fue abrir las v</w:t>
+      </w:r>
+      <w:r>
+        <w:rPr>
+          <w:sz w:val="24"/>
+          <w:szCs w:val="24"/>
+        </w:rPr>
+        <w:t xml:space="preserve">á</w:t>
+      </w:r>
+      <w:r>
+        <w:rPr>
+          <w:sz w:val="24"/>
+          <w:szCs w:val="24"/>
+        </w:rPr>
+        <w:t xml:space="preserve">lbulas. Cuando paso lo sucedido el motor estaba apagado entonces no pasaba agua por el mismo.</w:t>
+      </w:r>
+      <w:r>
+        <w:rPr>
+          <w:sz w:val="24"/>
+          <w:szCs w:val="24"/>
+        </w:rPr>
+        <w:t xml:space="preserve"> </w:t>
       </w:r>
       <w:r>
         <w:rPr>
@@ -1494,42 +2094,20 @@
           <w:szCs w:val="24"/>
         </w:rPr>
       </w:r>
-    </w:p>
-    <w:p>
-      <w:pPr>
-        <w:pBdr/>
-        <w:spacing w:after="113" w:before="113"/>
-        <w:ind/>
-        <w:jc w:val="both"/>
-        <w:rPr>
-          <w:b/>
-          <w:bCs/>
-          <w:sz w:val="24"/>
-          <w:szCs w:val="24"/>
-        </w:rPr>
-      </w:pPr>
       <w:r>
         <w:rPr>
-          <w:b/>
-          <w:bCs/>
-          <w:sz w:val="24"/>
-          <w:szCs w:val="24"/>
-          <w:highlight w:val="none"/>
+          <w:sz w:val="24"/>
+          <w:szCs w:val="24"/>
         </w:rPr>
       </w:r>
       <w:r>
         <w:rPr>
-          <w:b/>
-          <w:bCs/>
-          <w:sz w:val="24"/>
-          <w:szCs w:val="24"/>
-          <w:highlight w:val="none"/>
+          <w:sz w:val="24"/>
+          <w:szCs w:val="24"/>
         </w:rPr>
       </w:r>
       <w:r>
         <w:rPr>
-          <w:b/>
-          <w:bCs/>
           <w:sz w:val="24"/>
           <w:szCs w:val="24"/>
           <w:highlight w:val="none"/>
@@ -1556,8 +2134,9 @@
           <w:bCs/>
           <w:sz w:val="24"/>
           <w:szCs w:val="24"/>
-        </w:rPr>
-        <w:t xml:space="preserve">9</w:t>
+          <w:highlight w:val="none"/>
+        </w:rPr>
+        <w:t xml:space="preserve">13 – </w:t>
       </w:r>
       <w:r>
         <w:rPr>
@@ -1565,8 +2144,9 @@
           <w:bCs/>
           <w:sz w:val="24"/>
           <w:szCs w:val="24"/>
-        </w:rPr>
-        <w:t xml:space="preserve"> – PARA QUE DIGA </w:t>
+          <w:highlight w:val="none"/>
+        </w:rPr>
+        <w:t xml:space="preserve">PARA QUE DIGA SI EN ALGUNAS  DE LAS REPARACIONES DEL BUQUE VINO UNA EMPRESA AJENA AL MISMO. -</w:t>
       </w:r>
       <w:r>
         <w:rPr>
@@ -1575,12 +2155,206 @@
           <w:sz w:val="24"/>
           <w:szCs w:val="24"/>
         </w:rPr>
-        <w:t xml:space="preserve">DE QUIEN RECIBE ORDENES Y CUAL ES SU HORARIO DE TRABAJO</w:t>
+      </w:r>
+    </w:p>
+    <w:p>
+      <w:pPr>
+        <w:pBdr/>
+        <w:spacing w:after="113" w:before="113"/>
+        <w:ind/>
+        <w:jc w:val="both"/>
+        <w:rPr>
+          <w:b w:val="0"/>
+          <w:bCs w:val="0"/>
+          <w:sz w:val="24"/>
+          <w:szCs w:val="24"/>
+          <w:highlight w:val="none"/>
+          <w:u w:val="none"/>
+        </w:rPr>
+      </w:pPr>
+      <w:r>
+        <w:rPr>
+          <w:b/>
+          <w:bCs/>
+          <w:sz w:val="24"/>
+          <w:szCs w:val="24"/>
+          <w:highlight w:val="none"/>
+          <w:u w:val="single"/>
+        </w:rPr>
+        <w:t xml:space="preserve">CONTESTA:</w:t>
       </w:r>
       <w:r>
         <w:rPr>
+          <w:b w:val="0"/>
+          <w:bCs w:val="0"/>
+          <w:sz w:val="24"/>
+          <w:szCs w:val="24"/>
+          <w:highlight w:val="none"/>
+          <w:u w:val="single"/>
+        </w:rPr>
+        <w:t xml:space="preserve"> </w:t>
+      </w:r>
+      <w:r>
+        <w:rPr>
+          <w:b w:val="0"/>
+          <w:bCs w:val="0"/>
+          <w:sz w:val="24"/>
+          <w:szCs w:val="24"/>
+          <w:highlight w:val="none"/>
+          <w:u w:val="none"/>
+        </w:rPr>
+        <w:t xml:space="preserve">El ca</w:t>
+      </w:r>
+      <w:r>
+        <w:rPr>
+          <w:sz w:val="24"/>
+          <w:szCs w:val="24"/>
+        </w:rPr>
+      </w:r>
+      <w:r>
+        <w:rPr>
+          <w:sz w:val="24"/>
+          <w:szCs w:val="24"/>
+        </w:rPr>
+        <w:t xml:space="preserve">ñ</w:t>
+      </w:r>
+      <w:r>
+        <w:rPr>
+          <w:b w:val="0"/>
+          <w:bCs w:val="0"/>
+          <w:sz w:val="24"/>
+          <w:szCs w:val="24"/>
+          <w:highlight w:val="none"/>
+          <w:u w:val="none"/>
+        </w:rPr>
+        <w:t xml:space="preserve">o lo trajo un Coreano ajeno al buque, pero la sustitución del mismo la realizo el Jefe de Maquinas Coreano con nosotros, pero una de las reparaciones que se hicieron en la bodega de carga fue una empresa uruguaya, de la cual vinieron 3 personas. -</w:t>
+      </w:r>
+      <w:r>
+        <w:rPr>
+          <w:b w:val="0"/>
+          <w:bCs w:val="0"/>
+          <w:sz w:val="24"/>
+          <w:szCs w:val="24"/>
+          <w:u w:val="none"/>
+        </w:rPr>
+      </w:r>
+      <w:r>
+        <w:rPr>
+          <w:b w:val="0"/>
+          <w:bCs w:val="0"/>
+          <w:sz w:val="24"/>
+          <w:szCs w:val="24"/>
+          <w:highlight w:val="none"/>
+          <w:u w:val="none"/>
+        </w:rPr>
+      </w:r>
+      <w:r>
+        <w:rPr>
+          <w:b w:val="0"/>
+          <w:bCs w:val="0"/>
+          <w:sz w:val="24"/>
+          <w:szCs w:val="24"/>
+          <w:highlight w:val="none"/>
+          <w:u w:val="none"/>
+        </w:rPr>
+      </w:r>
+      <w:r>
+        <w:rPr>
+          <w:b w:val="0"/>
+          <w:bCs w:val="0"/>
+          <w:sz w:val="24"/>
+          <w:szCs w:val="24"/>
+          <w:highlight w:val="none"/>
+          <w:u w:val="none"/>
+        </w:rPr>
+      </w:r>
+      <w:r>
+        <w:rPr>
+          <w:b w:val="0"/>
+          <w:bCs w:val="0"/>
+          <w:sz w:val="24"/>
+          <w:szCs w:val="24"/>
+          <w:highlight w:val="none"/>
+          <w:u w:val="none"/>
+        </w:rPr>
+      </w:r>
+    </w:p>
+    <w:p>
+      <w:pPr>
+        <w:pBdr/>
+        <w:spacing w:after="113" w:before="113"/>
+        <w:ind/>
+        <w:jc w:val="both"/>
+        <w:rPr>
           <w:b/>
           <w:bCs/>
+          <w:sz w:val="24"/>
+          <w:szCs w:val="24"/>
+        </w:rPr>
+      </w:pPr>
+      <w:r>
+        <w:rPr>
+          <w:b/>
+          <w:bCs/>
+          <w:sz w:val="24"/>
+          <w:szCs w:val="24"/>
+        </w:rPr>
+        <w:t xml:space="preserve">14 – PARA QUE DIGA SI HAY ALGUN HECHO RELACIONADO CON EL INCIDENTE QUE NO HAYA SIDO PREGUNTADO Y QUE CONSIDERE IMPORTANTE ACLARAR. -</w:t>
+      </w:r>
+      <w:r>
+        <w:rPr>
+          <w:b/>
+          <w:bCs/>
+          <w:sz w:val="24"/>
+          <w:szCs w:val="24"/>
+        </w:rPr>
+      </w:r>
+      <w:r>
+        <w:rPr>
+          <w:b/>
+          <w:bCs/>
+          <w:sz w:val="24"/>
+          <w:szCs w:val="24"/>
+        </w:rPr>
+      </w:r>
+    </w:p>
+    <w:p>
+      <w:pPr>
+        <w:pBdr/>
+        <w:spacing w:after="113" w:before="113"/>
+        <w:ind/>
+        <w:jc w:val="both"/>
+        <w:rPr>
+          <w:sz w:val="24"/>
+          <w:szCs w:val="24"/>
+        </w:rPr>
+      </w:pPr>
+      <w:r>
+        <w:rPr>
+          <w:b/>
+          <w:bCs/>
+          <w:sz w:val="24"/>
+          <w:szCs w:val="24"/>
+          <w:u w:val="single"/>
+        </w:rPr>
+        <w:t xml:space="preserve">CONTESTA:</w:t>
+      </w:r>
+      <w:r>
+        <w:rPr>
+          <w:sz w:val="24"/>
+          <w:szCs w:val="24"/>
+        </w:rPr>
+        <w:t xml:space="preserve"> </w:t>
+      </w:r>
+      <w:r>
+        <w:rPr>
+          <w:sz w:val="24"/>
+          <w:szCs w:val="24"/>
+        </w:rPr>
+        <w:t xml:space="preserve">No</w:t>
+      </w:r>
+      <w:r>
+        <w:rPr>
           <w:sz w:val="24"/>
           <w:szCs w:val="24"/>
         </w:rPr>
@@ -1588,175 +2362,9 @@
       </w:r>
       <w:r>
         <w:rPr>
-          <w:b/>
-          <w:bCs/>
-          <w:sz w:val="24"/>
-          <w:szCs w:val="24"/>
-        </w:rPr>
-      </w:r>
-      <w:r>
-        <w:rPr>
-          <w:b/>
-          <w:bCs/>
-          <w:sz w:val="24"/>
-          <w:szCs w:val="24"/>
-        </w:rPr>
-      </w:r>
-    </w:p>
-    <w:p>
-      <w:pPr>
-        <w:pBdr/>
-        <w:spacing w:after="113" w:before="113"/>
-        <w:ind/>
-        <w:jc w:val="both"/>
-        <w:rPr>
-          <w:sz w:val="24"/>
-          <w:szCs w:val="24"/>
-        </w:rPr>
-      </w:pPr>
-      <w:r>
-        <w:rPr>
-          <w:b/>
-          <w:bCs/>
-          <w:sz w:val="24"/>
-          <w:szCs w:val="24"/>
-          <w:u w:val="single"/>
-        </w:rPr>
-        <w:t xml:space="preserve">CONTESTA:</w:t>
-      </w:r>
-      <w:r>
-        <w:rPr>
-          <w:sz w:val="24"/>
-          <w:szCs w:val="24"/>
-        </w:rPr>
-        <w:t xml:space="preserve"> Recibo ordenes del jefe de maquinas coreano, Park Kwang Jun. La jornada de trabajo es de 12 horas continuas y 6 de descanso, posterior a las 6 de descanso comienzan nuevamente las 12 horas de trabajo. El patrón de pesca coreano nos informa cuando finalizar la jornada</w:t>
-      </w:r>
-      <w:r>
-        <w:rPr>
-          <w:sz w:val="24"/>
-          <w:szCs w:val="24"/>
-        </w:rPr>
-        <w:t xml:space="preserve">. </w:t>
-      </w:r>
-      <w:r>
-        <w:rPr>
-          <w:sz w:val="24"/>
-          <w:szCs w:val="24"/>
-        </w:rPr>
-        <w:t xml:space="preserve">-</w:t>
-      </w:r>
-      <w:r>
-        <w:rPr>
-          <w:sz w:val="24"/>
-          <w:szCs w:val="24"/>
-        </w:rPr>
-      </w:r>
-      <w:r>
-        <w:rPr>
-          <w:sz w:val="24"/>
-          <w:szCs w:val="24"/>
-        </w:rPr>
-      </w:r>
-      <w:r>
-        <w:rPr>
-          <w:sz w:val="24"/>
-          <w:szCs w:val="24"/>
-          <w:highlight w:val="none"/>
-        </w:rPr>
-      </w:r>
-      <w:r>
-        <w:rPr>
-          <w:sz w:val="24"/>
-          <w:szCs w:val="24"/>
-          <w:highlight w:val="none"/>
-        </w:rPr>
-      </w:r>
-      <w:r>
-        <w:rPr>
-          <w:sz w:val="24"/>
-          <w:szCs w:val="24"/>
-          <w:highlight w:val="none"/>
-        </w:rPr>
-      </w:r>
-      <w:r>
-        <w:rPr>
-          <w:sz w:val="24"/>
-          <w:szCs w:val="24"/>
-        </w:rPr>
-      </w:r>
-    </w:p>
-    <w:p>
-      <w:pPr>
-        <w:pBdr/>
-        <w:spacing w:after="113" w:before="113"/>
-        <w:ind/>
-        <w:jc w:val="both"/>
-        <w:rPr>
-          <w:b/>
-          <w:bCs/>
-          <w:sz w:val="24"/>
-          <w:szCs w:val="24"/>
-        </w:rPr>
-      </w:pPr>
-      <w:r>
-        <w:rPr>
-          <w:b/>
-          <w:bCs/>
-          <w:sz w:val="24"/>
-          <w:szCs w:val="24"/>
-        </w:rPr>
-        <w:t xml:space="preserve">10 – PARA QUE DIGA SI HAY ALGUN HECHO RELACIONADO CON EL INCIDENTE QUE NO HAYA SIDO PREGUNTADO Y QUE CONSIDERE IMPORTANTE ACLARAR. -</w:t>
-      </w:r>
-      <w:r>
-        <w:rPr>
-          <w:b/>
-          <w:bCs/>
-          <w:sz w:val="24"/>
-          <w:szCs w:val="24"/>
-        </w:rPr>
-      </w:r>
-    </w:p>
-    <w:p>
-      <w:pPr>
-        <w:pBdr/>
-        <w:spacing w:after="113" w:before="113"/>
-        <w:ind/>
-        <w:jc w:val="both"/>
-        <w:rPr>
-          <w:sz w:val="24"/>
-          <w:szCs w:val="24"/>
-        </w:rPr>
-      </w:pPr>
-      <w:r>
-        <w:rPr>
-          <w:b/>
-          <w:bCs/>
-          <w:sz w:val="24"/>
-          <w:szCs w:val="24"/>
-          <w:u w:val="single"/>
-        </w:rPr>
-        <w:t xml:space="preserve">CONTESTA:</w:t>
-      </w:r>
-      <w:r>
-        <w:rPr>
-          <w:sz w:val="24"/>
-          <w:szCs w:val="24"/>
-        </w:rPr>
-        <w:t xml:space="preserve"> </w:t>
-      </w:r>
-      <w:r>
-        <w:rPr>
-          <w:sz w:val="24"/>
-          <w:szCs w:val="24"/>
-        </w:rPr>
-        <w:t xml:space="preserve">No</w:t>
-      </w:r>
-      <w:r>
-        <w:rPr>
-          <w:sz w:val="24"/>
-          <w:szCs w:val="24"/>
-        </w:rPr>
-        <w:t xml:space="preserve">. -</w:t>
+          <w:sz w:val="24"/>
+          <w:szCs w:val="24"/>
+        </w:rPr>
       </w:r>
       <w:r>
         <w:rPr>
@@ -1792,64 +2400,111 @@
           <w:sz w:val="24"/>
           <w:szCs w:val="24"/>
         </w:rPr>
-        <w:t xml:space="preserve">EN LA PREFECTURA DEL PUERTO DE MONTEVIDEO, </w:t>
+        <w:t xml:space="preserve">EN LA PREFECTURA DEL PUERTO DE MONTEVIDEO, 03</w:t>
       </w:r>
       <w:r>
         <w:rPr>
           <w:sz w:val="24"/>
           <w:szCs w:val="24"/>
         </w:rPr>
-        <w:t xml:space="preserve">31</w:t>
+        <w:t xml:space="preserve"> DE SEPTIEMBRE DE 2026 A LAS 12:30</w:t>
       </w:r>
       <w:r>
         <w:rPr>
           <w:sz w:val="24"/>
           <w:szCs w:val="24"/>
         </w:rPr>
-        <w:t xml:space="preserve"> DE AGOSTO DE 2026 A LAS </w:t>
+        <w:t xml:space="preserve"> HORAS, ANTE FIRMA DE CONFORMIDAD DEL DECLARANTE. -</w:t>
       </w:r>
       <w:r>
         <w:rPr>
           <w:sz w:val="24"/>
           <w:szCs w:val="24"/>
         </w:rPr>
-        <w:t xml:space="preserve">17</w:t>
       </w:r>
       <w:r>
         <w:rPr>
-          <w:color w:val="000000"/>
-          <w:sz w:val="24"/>
-          <w:szCs w:val="24"/>
+          <w:sz w:val="24"/>
+          <w:szCs w:val="24"/>
+        </w:rPr>
+      </w:r>
+    </w:p>
+    <w:p>
+      <w:pPr>
+        <w:pBdr/>
+        <w:spacing/>
+        <w:ind/>
+        <w:rPr>
+          <w:sz w:val="24"/>
+          <w:szCs w:val="24"/>
+        </w:rPr>
+      </w:pPr>
+      <w:r>
+        <w:rPr>
+          <w:sz w:val="24"/>
+          <w:szCs w:val="24"/>
+        </w:rPr>
+      </w:r>
+      <w:r>
+        <w:rPr>
+          <w:sz w:val="24"/>
+          <w:szCs w:val="24"/>
+        </w:rPr>
+      </w:r>
+      <w:r>
+        <w:rPr>
+          <w:sz w:val="24"/>
+          <w:szCs w:val="24"/>
+        </w:rPr>
+      </w:r>
+    </w:p>
+    <w:p>
+      <w:pPr>
+        <w:pBdr/>
+        <w:spacing/>
+        <w:ind/>
+        <w:rPr>
+          <w:sz w:val="24"/>
+          <w:szCs w:val="24"/>
+          <w:lang w:val="en-US"/>
+        </w:rPr>
+      </w:pPr>
+      <w:r>
+        <w:rPr>
+          <w:sz w:val="24"/>
+          <w:szCs w:val="24"/>
+          <w:lang w:val="en-US"/>
+        </w:rPr>
+        <w:t xml:space="preserve">Deponente</w:t>
+      </w:r>
+      <w:r>
+        <w:rPr>
+          <w:sz w:val="24"/>
+          <w:szCs w:val="24"/>
+          <w:lang w:val="en-US"/>
         </w:rPr>
         <w:t xml:space="preserve">:</w:t>
       </w:r>
       <w:r>
         <w:rPr>
-          <w:color w:val="000000"/>
-          <w:sz w:val="24"/>
-          <w:szCs w:val="24"/>
-        </w:rPr>
-        <w:t xml:space="preserve">4</w:t>
+          <w:sz w:val="24"/>
+          <w:szCs w:val="24"/>
+          <w:lang w:val="en-US"/>
+        </w:rPr>
+        <w:t xml:space="preserve">  </w:t>
       </w:r>
       <w:r>
         <w:rPr>
-          <w:color w:val="000000"/>
-          <w:sz w:val="24"/>
-          <w:szCs w:val="24"/>
-        </w:rPr>
-        <w:t xml:space="preserve">0</w:t>
+          <w:sz w:val="24"/>
+          <w:szCs w:val="24"/>
+          <w:lang w:val="en-US"/>
+        </w:rPr>
       </w:r>
       <w:r>
         <w:rPr>
           <w:sz w:val="24"/>
           <w:szCs w:val="24"/>
-        </w:rPr>
-        <w:t xml:space="preserve"> HORAS, ANTE FIRMA DE CONFORMIDAD DEL DECLARANTE. -</w:t>
-      </w:r>
-      <w:r>
-        <w:rPr>
-          <w:sz w:val="24"/>
-          <w:szCs w:val="24"/>
+          <w:lang w:val="en-US"/>
         </w:rPr>
       </w:r>
     </w:p>
@@ -1857,28 +2512,59 @@
       <w:pPr>
         <w:pBdr/>
         <w:spacing/>
-        <w:ind/>
-        <w:rPr>
-          <w:sz w:val="24"/>
-          <w:szCs w:val="24"/>
+        <w:ind w:left="2127"/>
+        <w:rPr>
+          <w:sz w:val="24"/>
+          <w:szCs w:val="24"/>
+          <w:highlight w:val="none"/>
+          <w:lang w:val="es-UY"/>
         </w:rPr>
       </w:pPr>
       <w:r>
         <w:rPr>
           <w:sz w:val="24"/>
           <w:szCs w:val="24"/>
-        </w:rPr>
+          <w:lang w:val="en-US"/>
+        </w:rPr>
+        <w:t xml:space="preserve">                   </w:t>
       </w:r>
       <w:r>
         <w:rPr>
           <w:sz w:val="24"/>
           <w:szCs w:val="24"/>
-        </w:rPr>
+          <w:lang w:val="es-UY"/>
+        </w:rPr>
+        <w:t xml:space="preserve">Sr.</w:t>
       </w:r>
       <w:r>
         <w:rPr>
           <w:sz w:val="24"/>
           <w:szCs w:val="24"/>
+          <w:lang w:val="es-UY"/>
+        </w:rPr>
+        <w:t xml:space="preserve"> </w:t>
+      </w:r>
+      <w:r>
+        <w:rPr>
+          <w:sz w:val="24"/>
+          <w:szCs w:val="24"/>
+          <w:lang w:val="es-UY"/>
+        </w:rPr>
+        <w:t xml:space="preserve">AGUS PRIYANTO</w:t>
+      </w:r>
+      <w:r>
+        <w:rPr>
+          <w:sz w:val="24"/>
+          <w:szCs w:val="24"/>
+          <w:lang w:val="es-UY"/>
+        </w:rPr>
+      </w:r>
+      <w:r>
+        <w:rPr>
+          <w:sz w:val="24"/>
+          <w:szCs w:val="24"/>
+          <w:highlight w:val="none"/>
+          <w:lang w:val="es-UY"/>
         </w:rPr>
       </w:r>
     </w:p>
@@ -1886,153 +2572,345 @@
       <w:pPr>
         <w:pBdr/>
         <w:spacing/>
-        <w:ind/>
-        <w:rPr>
-          <w:sz w:val="24"/>
-          <w:szCs w:val="24"/>
+        <w:ind w:left="2127"/>
+        <w:rPr>
+          <w:sz w:val="24"/>
+          <w:szCs w:val="24"/>
+          <w:lang w:val="es-UY"/>
         </w:rPr>
       </w:pPr>
       <w:r>
         <w:rPr>
           <w:sz w:val="24"/>
           <w:szCs w:val="24"/>
+          <w:highlight w:val="none"/>
+          <w:lang w:val="es-UY" w:bidi="es-UY"/>
         </w:rPr>
       </w:r>
       <w:r>
         <w:rPr>
           <w:sz w:val="24"/>
           <w:szCs w:val="24"/>
+          <w:highlight w:val="none"/>
+          <w:lang w:val="es-UY"/>
+        </w:rPr>
+      </w:r>
+      <w:r>
+        <w:rPr>
+          <w:sz w:val="24"/>
+          <w:szCs w:val="24"/>
+          <w:lang w:val="es-UY"/>
         </w:rPr>
       </w:r>
     </w:p>
     <w:p>
       <w:pPr>
-        <w:pBdr/>
-        <w:spacing/>
-        <w:ind/>
-        <w:rPr>
-          <w:sz w:val="24"/>
-          <w:szCs w:val="24"/>
-          <w:lang w:val="en-US"/>
+        <w:pStyle w:val="720"/>
+        <w:pBdr/>
+        <w:spacing w:line="240" w:lineRule="auto"/>
+        <w:ind w:left="0"/>
+        <w:jc w:val="both"/>
+        <w:rPr>
+          <w:sz w:val="24"/>
+          <w:szCs w:val="24"/>
+          <w:highlight w:val="none"/>
         </w:rPr>
       </w:pPr>
       <w:r>
         <w:rPr>
           <w:sz w:val="24"/>
           <w:szCs w:val="24"/>
-          <w:lang w:val="en-US"/>
-        </w:rPr>
-        <w:t xml:space="preserve">Deponente</w:t>
+          <w:highlight w:val="none"/>
+        </w:rPr>
       </w:r>
       <w:r>
         <w:rPr>
           <w:sz w:val="24"/>
           <w:szCs w:val="24"/>
-          <w:lang w:val="en-US"/>
-        </w:rPr>
-        <w:t xml:space="preserve">:</w:t>
+          <w:highlight w:val="none"/>
+        </w:rPr>
       </w:r>
       <w:r>
         <w:rPr>
           <w:sz w:val="24"/>
           <w:szCs w:val="24"/>
-          <w:lang w:val="en-US"/>
-        </w:rPr>
-        <w:t xml:space="preserve">  </w:t>
-      </w:r>
-      <w:r>
-        <w:rPr>
-          <w:sz w:val="24"/>
-          <w:szCs w:val="24"/>
-          <w:lang w:val="en-US"/>
+          <w:highlight w:val="none"/>
         </w:rPr>
       </w:r>
     </w:p>
     <w:p>
       <w:pPr>
-        <w:pBdr/>
-        <w:spacing/>
-        <w:ind/>
-        <w:rPr>
-          <w:sz w:val="24"/>
-          <w:szCs w:val="24"/>
-          <w:lang w:val="en-US"/>
+        <w:pStyle w:val="720"/>
+        <w:pBdr/>
+        <w:spacing w:line="240" w:lineRule="auto"/>
+        <w:ind w:left="0"/>
+        <w:jc w:val="both"/>
+        <w:rPr>
+          <w:sz w:val="24"/>
+          <w:szCs w:val="24"/>
+          <w:highlight w:val="none"/>
         </w:rPr>
       </w:pPr>
       <w:r>
         <w:rPr>
           <w:sz w:val="24"/>
           <w:szCs w:val="24"/>
-          <w:lang w:val="en-US"/>
-        </w:rPr>
+        </w:rPr>
+        <w:t xml:space="preserve">Oficial Actuante: </w:t>
+        <w:tab/>
+        <w:t xml:space="preserve">TN (CP)</w:t>
       </w:r>
       <w:r>
         <w:rPr>
           <w:sz w:val="24"/>
           <w:szCs w:val="24"/>
-          <w:lang w:val="en-US"/>
+          <w:highlight w:val="none"/>
+        </w:rPr>
+      </w:r>
+      <w:r>
+        <w:rPr>
+          <w:sz w:val="24"/>
+          <w:szCs w:val="24"/>
+          <w:highlight w:val="none"/>
         </w:rPr>
       </w:r>
     </w:p>
     <w:p>
       <w:pPr>
-        <w:pBdr/>
-        <w:spacing/>
-        <w:ind/>
-        <w:rPr>
-          <w:sz w:val="24"/>
-          <w:szCs w:val="24"/>
-          <w:lang w:val="en-US"/>
+        <w:pStyle w:val="720"/>
+        <w:pBdr/>
+        <w:spacing w:line="240" w:lineRule="auto"/>
+        <w:ind w:left="0"/>
+        <w:jc w:val="both"/>
+        <w:rPr>
+          <w:sz w:val="24"/>
+          <w:szCs w:val="24"/>
         </w:rPr>
       </w:pPr>
       <w:r>
         <w:rPr>
           <w:sz w:val="24"/>
           <w:szCs w:val="24"/>
-          <w:lang w:val="en-US"/>
-        </w:rPr>
+        </w:rPr>
+        <w:tab/>
+        <w:tab/>
+        <w:tab/>
+        <w:tab/>
+        <w:tab/>
+        <w:t xml:space="preserve">  Joaquín </w:t>
       </w:r>
       <w:r>
         <w:rPr>
           <w:sz w:val="24"/>
           <w:szCs w:val="24"/>
-          <w:lang w:val="en-US"/>
+        </w:rPr>
+        <w:t xml:space="preserve">PÉREZ</w:t>
+      </w:r>
+      <w:r>
+        <w:rPr>
+          <w:sz w:val="24"/>
+          <w:szCs w:val="24"/>
+        </w:rPr>
+        <w:t xml:space="preserve"> CORIA</w:t>
+      </w:r>
+      <w:r>
+        <w:rPr>
+          <w:sz w:val="24"/>
+          <w:szCs w:val="24"/>
+        </w:rPr>
+      </w:r>
+      <w:r>
+        <w:rPr>
+          <w:sz w:val="24"/>
+          <w:szCs w:val="24"/>
         </w:rPr>
       </w:r>
     </w:p>
     <w:p>
       <w:pPr>
-        <w:pBdr/>
-        <w:spacing/>
-        <w:ind w:left="2127"/>
-        <w:rPr>
-          <w:sz w:val="24"/>
-          <w:szCs w:val="24"/>
-          <w:highlight w:val="none"/>
-          <w:lang w:val="es-UY"/>
+        <w:pStyle w:val="720"/>
+        <w:pBdr/>
+        <w:spacing w:line="240" w:lineRule="auto"/>
+        <w:ind w:left="0"/>
+        <w:jc w:val="both"/>
+        <w:rPr>
+          <w:sz w:val="24"/>
+          <w:szCs w:val="24"/>
         </w:rPr>
       </w:pPr>
       <w:r>
         <w:rPr>
           <w:sz w:val="24"/>
           <w:szCs w:val="24"/>
-          <w:lang w:val="en-US"/>
-        </w:rPr>
-        <w:t xml:space="preserve">                   </w:t>
+        </w:rPr>
+        <w:tab/>
+        <w:tab/>
+        <w:tab/>
+        <w:tab/>
+        <w:t xml:space="preserve">     Jefe de Depto. Despacho de Buques </w:t>
       </w:r>
       <w:r>
         <w:rPr>
           <w:sz w:val="24"/>
           <w:szCs w:val="24"/>
-          <w:lang w:val="es-UY"/>
-        </w:rPr>
-        <w:t xml:space="preserve">Sr.</w:t>
+        </w:rPr>
       </w:r>
       <w:r>
         <w:rPr>
           <w:sz w:val="24"/>
           <w:szCs w:val="24"/>
-          <w:lang w:val="es-UY"/>
+        </w:rPr>
+      </w:r>
+    </w:p>
+    <w:p>
+      <w:pPr>
+        <w:pStyle w:val="720"/>
+        <w:pBdr/>
+        <w:spacing w:line="240" w:lineRule="auto"/>
+        <w:ind w:left="0"/>
+        <w:jc w:val="both"/>
+        <w:rPr>
+          <w:sz w:val="24"/>
+          <w:szCs w:val="24"/>
+          <w:highlight w:val="none"/>
+        </w:rPr>
+      </w:pPr>
+      <w:r>
+        <w:rPr>
+          <w:sz w:val="24"/>
+          <w:szCs w:val="24"/>
+        </w:rPr>
+        <w:tab/>
+        <w:tab/>
+        <w:tab/>
+        <w:tab/>
+        <w:t xml:space="preserve">     Prefectura del Puerto de Montevideo</w:t>
+      </w:r>
+      <w:r>
+        <w:rPr>
+          <w:sz w:val="24"/>
+          <w:szCs w:val="24"/>
+          <w:highlight w:val="none"/>
+        </w:rPr>
+      </w:r>
+      <w:r>
+        <w:rPr>
+          <w:sz w:val="24"/>
+          <w:szCs w:val="24"/>
+          <w:highlight w:val="none"/>
+        </w:rPr>
+      </w:r>
+      <w:r>
+        <w:rPr>
+          <w:sz w:val="24"/>
+          <w:szCs w:val="24"/>
+        </w:rPr>
+      </w:r>
+      <w:r>
+        <w:rPr>
+          <w:sz w:val="24"/>
+          <w:szCs w:val="24"/>
+        </w:rPr>
+      </w:r>
+      <w:r>
+        <w:rPr>
+          <w:sz w:val="24"/>
+          <w:szCs w:val="24"/>
+          <w:highlight w:val="none"/>
+        </w:rPr>
+      </w:r>
+    </w:p>
+    <w:p>
+      <w:pPr>
+        <w:pBdr/>
+        <w:spacing/>
+        <w:ind/>
+        <w:rPr>
+          <w:sz w:val="24"/>
+          <w:szCs w:val="24"/>
+        </w:rPr>
+      </w:pPr>
+      <w:r>
+        <w:rPr>
+          <w:sz w:val="24"/>
+          <w:szCs w:val="24"/>
+          <w:highlight w:val="none"/>
+        </w:rPr>
+      </w:r>
+      <w:r>
+        <w:rPr>
+          <w:sz w:val="24"/>
+          <w:szCs w:val="24"/>
+          <w:highlight w:val="none"/>
+        </w:rPr>
+      </w:r>
+      <w:r>
+        <w:rPr>
+          <w:sz w:val="24"/>
+          <w:szCs w:val="24"/>
+          <w:highlight w:val="none"/>
+        </w:rPr>
+      </w:r>
+    </w:p>
+    <w:p>
+      <w:pPr>
+        <w:pBdr/>
+        <w:spacing/>
+        <w:ind/>
+        <w:rPr>
+          <w:sz w:val="24"/>
+          <w:szCs w:val="24"/>
+          <w:highlight w:val="none"/>
+        </w:rPr>
+      </w:pPr>
+      <w:r>
+        <w:rPr>
+          <w:sz w:val="24"/>
+          <w:szCs w:val="24"/>
+        </w:rPr>
+        <w:t xml:space="preserve">Interprete: </w:t>
+      </w:r>
+      <w:r>
+        <w:rPr>
+          <w:sz w:val="24"/>
+          <w:szCs w:val="24"/>
+        </w:rPr>
+      </w:r>
+      <w:r>
+        <w:rPr>
+          <w:sz w:val="24"/>
+          <w:szCs w:val="24"/>
+        </w:rPr>
+      </w:r>
+    </w:p>
+    <w:p>
+      <w:pPr>
+        <w:pBdr/>
+        <w:spacing/>
+        <w:ind w:left="2836"/>
+        <w:rPr>
+          <w:sz w:val="24"/>
+          <w:szCs w:val="24"/>
+        </w:rPr>
+      </w:pPr>
+      <w:r>
+        <w:rPr>
+          <w:sz w:val="24"/>
+          <w:szCs w:val="24"/>
+        </w:rPr>
+        <w:t xml:space="preserve">          </w:t>
+      </w:r>
+      <w:r>
+        <w:rPr>
+          <w:sz w:val="24"/>
+          <w:szCs w:val="24"/>
+        </w:rPr>
+        <w:t xml:space="preserve">Verónica BRITOS</w:t>
+      </w:r>
+      <w:r>
+        <w:rPr>
+          <w:sz w:val="24"/>
+          <w:szCs w:val="24"/>
         </w:rPr>
         <w:t xml:space="preserve"> </w:t>
       </w:r>
@@ -2040,508 +2918,7 @@
         <w:rPr>
           <w:sz w:val="24"/>
           <w:szCs w:val="24"/>
-          <w:lang w:val="es-UY"/>
-        </w:rPr>
-        <w:t xml:space="preserve">AGUS PRIYANTO</w:t>
-      </w:r>
-      <w:r>
-        <w:rPr>
-          <w:sz w:val="24"/>
-          <w:szCs w:val="24"/>
-          <w:lang w:val="es-UY"/>
-        </w:rPr>
-      </w:r>
-    </w:p>
-    <w:p>
-      <w:pPr>
-        <w:pBdr/>
-        <w:spacing/>
-        <w:ind w:left="2127"/>
-        <w:rPr>
-          <w:sz w:val="24"/>
-          <w:szCs w:val="24"/>
-          <w:lang w:val="es-UY"/>
-        </w:rPr>
-      </w:pPr>
-      <w:r>
-        <w:rPr>
-          <w:sz w:val="24"/>
-          <w:szCs w:val="24"/>
-          <w:lang w:val="es-UY"/>
-        </w:rPr>
-      </w:r>
-      <w:r>
-        <w:rPr>
-          <w:sz w:val="24"/>
-          <w:szCs w:val="24"/>
-          <w:lang w:val="es-UY"/>
-        </w:rPr>
-      </w:r>
-      <w:r>
-        <w:rPr>
-          <w:sz w:val="24"/>
-          <w:szCs w:val="24"/>
-          <w:lang w:val="es-UY"/>
-        </w:rPr>
-      </w:r>
-    </w:p>
-    <w:p>
-      <w:pPr>
-        <w:pBdr/>
-        <w:spacing/>
-        <w:ind w:left="2127"/>
-        <w:rPr>
-          <w:sz w:val="24"/>
-          <w:szCs w:val="24"/>
-          <w:lang w:val="es-UY"/>
-        </w:rPr>
-      </w:pPr>
-      <w:r>
-        <w:rPr>
-          <w:sz w:val="24"/>
-          <w:szCs w:val="24"/>
-          <w:lang w:val="es-UY"/>
-        </w:rPr>
-      </w:r>
-      <w:r>
-        <w:rPr>
-          <w:sz w:val="24"/>
-          <w:szCs w:val="24"/>
-          <w:lang w:val="es-UY"/>
-        </w:rPr>
-      </w:r>
-      <w:r>
-        <w:rPr>
-          <w:sz w:val="24"/>
-          <w:szCs w:val="24"/>
-          <w:lang w:val="es-UY"/>
-        </w:rPr>
-      </w:r>
-    </w:p>
-    <w:p>
-      <w:pPr>
-        <w:pBdr/>
-        <w:spacing/>
-        <w:ind w:left="2127"/>
-        <w:rPr>
-          <w:sz w:val="24"/>
-          <w:szCs w:val="24"/>
-          <w:lang w:val="es-UY"/>
-        </w:rPr>
-      </w:pPr>
-      <w:r>
-        <w:rPr>
-          <w:sz w:val="24"/>
-          <w:szCs w:val="24"/>
-          <w:highlight w:val="none"/>
-          <w:lang w:val="es-UY" w:bidi="es-UY"/>
-        </w:rPr>
-      </w:r>
-      <w:r>
-        <w:rPr>
-          <w:sz w:val="24"/>
-          <w:szCs w:val="24"/>
-          <w:highlight w:val="none"/>
-          <w:lang w:val="es-UY" w:bidi="es-UY"/>
-        </w:rPr>
-      </w:r>
-      <w:r>
-        <w:rPr>
-          <w:sz w:val="24"/>
-          <w:szCs w:val="24"/>
-          <w:highlight w:val="none"/>
-          <w:lang w:val="es-UY"/>
-        </w:rPr>
-      </w:r>
-    </w:p>
-    <w:p>
-      <w:pPr>
-        <w:pBdr/>
-        <w:spacing/>
-        <w:ind/>
-        <w:jc w:val="both"/>
-        <w:rPr>
-          <w:sz w:val="24"/>
-          <w:szCs w:val="24"/>
-          <w:lang w:val="es-UY"/>
-        </w:rPr>
-      </w:pPr>
-      <w:r>
-        <w:rPr>
-          <w:sz w:val="24"/>
-          <w:szCs w:val="24"/>
-          <w:lang w:val="es-UY"/>
-        </w:rPr>
-        <w:t xml:space="preserve">Oficial Actuante: </w:t>
-      </w:r>
-      <w:r>
-        <w:rPr>
-          <w:sz w:val="24"/>
-          <w:szCs w:val="24"/>
-          <w:lang w:val="es-UY"/>
-        </w:rPr>
-        <w:tab/>
-      </w:r>
-      <w:r>
-        <w:rPr>
-          <w:sz w:val="24"/>
-          <w:szCs w:val="24"/>
-          <w:lang w:val="es-UY"/>
-        </w:rPr>
-        <w:t xml:space="preserve">A</w:t>
-      </w:r>
-      <w:r>
-        <w:rPr>
-          <w:sz w:val="24"/>
-          <w:szCs w:val="24"/>
-          <w:lang w:val="es-UY"/>
-        </w:rPr>
-        <w:t xml:space="preserve">N (CP)</w:t>
-      </w:r>
-      <w:r>
-        <w:rPr>
-          <w:sz w:val="24"/>
-          <w:szCs w:val="24"/>
-          <w:lang w:val="es-UY"/>
-        </w:rPr>
-      </w:r>
-    </w:p>
-    <w:p>
-      <w:pPr>
-        <w:pBdr/>
-        <w:spacing/>
-        <w:ind/>
-        <w:jc w:val="both"/>
-        <w:rPr>
-          <w:sz w:val="24"/>
-          <w:szCs w:val="24"/>
-        </w:rPr>
-      </w:pPr>
-      <w:r>
-        <w:rPr>
-          <w:sz w:val="24"/>
-          <w:szCs w:val="24"/>
-          <w:lang w:val="es-UY"/>
-        </w:rPr>
-        <w:tab/>
-      </w:r>
-      <w:r>
-        <w:rPr>
-          <w:sz w:val="24"/>
-          <w:szCs w:val="24"/>
-          <w:lang w:val="es-UY"/>
-        </w:rPr>
-        <w:tab/>
-      </w:r>
-      <w:r>
-        <w:rPr>
-          <w:sz w:val="24"/>
-          <w:szCs w:val="24"/>
-          <w:lang w:val="es-UY"/>
-        </w:rPr>
-        <w:tab/>
-      </w:r>
-      <w:r>
-        <w:rPr>
-          <w:sz w:val="24"/>
-          <w:szCs w:val="24"/>
-          <w:lang w:val="es-UY"/>
-        </w:rPr>
-        <w:tab/>
-      </w:r>
-      <w:r>
-        <w:rPr>
-          <w:sz w:val="24"/>
-          <w:szCs w:val="24"/>
-          <w:lang w:val="es-UY"/>
-        </w:rPr>
-        <w:tab/>
-        <w:t xml:space="preserve">  </w:t>
-      </w:r>
-      <w:r>
-        <w:rPr>
-          <w:sz w:val="24"/>
-          <w:szCs w:val="24"/>
-        </w:rPr>
-        <w:t xml:space="preserve">Brian</w:t>
-      </w:r>
-      <w:r>
-        <w:rPr>
-          <w:sz w:val="24"/>
-          <w:szCs w:val="24"/>
-        </w:rPr>
-        <w:t xml:space="preserve"> </w:t>
-      </w:r>
-      <w:r>
-        <w:rPr>
-          <w:sz w:val="24"/>
-          <w:szCs w:val="24"/>
-        </w:rPr>
-        <w:t xml:space="preserve">MUÑIZ</w:t>
-      </w:r>
-      <w:r>
-        <w:rPr>
-          <w:sz w:val="24"/>
-          <w:szCs w:val="24"/>
-        </w:rPr>
-        <w:t xml:space="preserve"> </w:t>
-      </w:r>
-      <w:r>
-        <w:rPr>
-          <w:sz w:val="24"/>
-          <w:szCs w:val="24"/>
-        </w:rPr>
-      </w:r>
-    </w:p>
-    <w:p>
-      <w:pPr>
-        <w:pBdr/>
-        <w:spacing/>
-        <w:ind/>
-        <w:jc w:val="both"/>
-        <w:rPr>
-          <w:sz w:val="24"/>
-          <w:szCs w:val="24"/>
-        </w:rPr>
-      </w:pPr>
-      <w:r>
-        <w:rPr>
-          <w:sz w:val="24"/>
-          <w:szCs w:val="24"/>
-        </w:rPr>
-        <w:tab/>
-      </w:r>
-      <w:r>
-        <w:rPr>
-          <w:sz w:val="24"/>
-          <w:szCs w:val="24"/>
-        </w:rPr>
-        <w:tab/>
-      </w:r>
-      <w:r>
-        <w:rPr>
-          <w:sz w:val="24"/>
-          <w:szCs w:val="24"/>
-        </w:rPr>
-        <w:tab/>
-      </w:r>
-      <w:r>
-        <w:rPr>
-          <w:sz w:val="24"/>
-          <w:szCs w:val="24"/>
-        </w:rPr>
-        <w:tab/>
-        <w:t xml:space="preserve">     Depto. Despacho de Buques </w:t>
-      </w:r>
-      <w:r>
-        <w:rPr>
-          <w:sz w:val="24"/>
-          <w:szCs w:val="24"/>
-        </w:rPr>
-      </w:r>
-    </w:p>
-    <w:p>
-      <w:pPr>
-        <w:pBdr/>
-        <w:spacing/>
-        <w:ind/>
-        <w:jc w:val="both"/>
-        <w:rPr>
-          <w:sz w:val="24"/>
-          <w:szCs w:val="24"/>
-        </w:rPr>
-      </w:pPr>
-      <w:r>
-        <w:rPr>
-          <w:sz w:val="24"/>
-          <w:szCs w:val="24"/>
-        </w:rPr>
-        <w:tab/>
-      </w:r>
-      <w:r>
-        <w:rPr>
-          <w:sz w:val="24"/>
-          <w:szCs w:val="24"/>
-        </w:rPr>
-        <w:tab/>
-      </w:r>
-      <w:r>
-        <w:rPr>
-          <w:sz w:val="24"/>
-          <w:szCs w:val="24"/>
-        </w:rPr>
-        <w:tab/>
-      </w:r>
-      <w:r>
-        <w:rPr>
-          <w:sz w:val="24"/>
-          <w:szCs w:val="24"/>
-        </w:rPr>
-        <w:t xml:space="preserve">          </w:t>
-      </w:r>
-      <w:r>
-        <w:rPr>
-          <w:sz w:val="24"/>
-          <w:szCs w:val="24"/>
-        </w:rPr>
-        <w:t xml:space="preserve"> Prefectura del Puerto de Montevideo</w:t>
-      </w:r>
-      <w:r>
-        <w:rPr>
-          <w:sz w:val="24"/>
-          <w:szCs w:val="24"/>
-        </w:rPr>
-      </w:r>
-    </w:p>
-    <w:p>
-      <w:pPr>
-        <w:pBdr/>
-        <w:spacing/>
-        <w:ind/>
-        <w:jc w:val="both"/>
-        <w:rPr>
-          <w:sz w:val="24"/>
-          <w:szCs w:val="24"/>
-        </w:rPr>
-      </w:pPr>
-      <w:r>
-        <w:rPr>
-          <w:sz w:val="24"/>
-          <w:szCs w:val="24"/>
-        </w:rPr>
-      </w:r>
-      <w:r>
-        <w:rPr>
-          <w:sz w:val="24"/>
-          <w:szCs w:val="24"/>
-        </w:rPr>
-      </w:r>
-    </w:p>
-    <w:p>
-      <w:pPr>
-        <w:pBdr/>
-        <w:spacing/>
-        <w:ind/>
-        <w:jc w:val="both"/>
-        <w:rPr>
-          <w:sz w:val="24"/>
-          <w:szCs w:val="24"/>
-        </w:rPr>
-      </w:pPr>
-      <w:r>
-        <w:rPr>
-          <w:sz w:val="24"/>
-          <w:szCs w:val="24"/>
-        </w:rPr>
-      </w:r>
-      <w:r>
-        <w:rPr>
-          <w:sz w:val="24"/>
-          <w:szCs w:val="24"/>
-        </w:rPr>
-      </w:r>
-    </w:p>
-    <w:p>
-      <w:pPr>
-        <w:pBdr/>
-        <w:spacing/>
-        <w:ind/>
-        <w:jc w:val="both"/>
-        <w:rPr>
-          <w:sz w:val="24"/>
-          <w:szCs w:val="24"/>
-        </w:rPr>
-      </w:pPr>
-      <w:r>
-        <w:rPr>
-          <w:sz w:val="24"/>
-          <w:szCs w:val="24"/>
-        </w:rPr>
-      </w:r>
-      <w:r>
-        <w:rPr>
-          <w:sz w:val="24"/>
-          <w:szCs w:val="24"/>
-        </w:rPr>
-      </w:r>
-    </w:p>
-    <w:p>
-      <w:pPr>
-        <w:pBdr/>
-        <w:spacing/>
-        <w:ind/>
-        <w:rPr>
-          <w:sz w:val="24"/>
-          <w:szCs w:val="24"/>
-        </w:rPr>
-      </w:pPr>
-      <w:r>
-        <w:rPr>
-          <w:sz w:val="24"/>
-          <w:szCs w:val="24"/>
-        </w:rPr>
-      </w:r>
-      <w:r>
-        <w:rPr>
-          <w:sz w:val="24"/>
-          <w:szCs w:val="24"/>
-        </w:rPr>
-      </w:r>
-    </w:p>
-    <w:p>
-      <w:pPr>
-        <w:pBdr/>
-        <w:spacing/>
-        <w:ind/>
-        <w:rPr>
-          <w:sz w:val="24"/>
-          <w:szCs w:val="24"/>
-        </w:rPr>
-      </w:pPr>
-      <w:r>
-        <w:rPr>
-          <w:sz w:val="24"/>
-          <w:szCs w:val="24"/>
-        </w:rPr>
-        <w:t xml:space="preserve">Interprete: </w:t>
-      </w:r>
-      <w:r>
-        <w:rPr>
-          <w:sz w:val="24"/>
-          <w:szCs w:val="24"/>
-        </w:rPr>
-      </w:r>
-    </w:p>
-    <w:p>
-      <w:pPr>
-        <w:pBdr/>
-        <w:spacing/>
-        <w:ind w:left="2836"/>
-        <w:rPr>
-          <w:sz w:val="24"/>
-          <w:szCs w:val="24"/>
-        </w:rPr>
-      </w:pPr>
-      <w:r>
-        <w:rPr>
-          <w:sz w:val="24"/>
-          <w:szCs w:val="24"/>
-        </w:rPr>
-        <w:t xml:space="preserve">          </w:t>
-      </w:r>
-      <w:r>
-        <w:rPr>
-          <w:sz w:val="24"/>
-          <w:szCs w:val="24"/>
-        </w:rPr>
-        <w:t xml:space="preserve">Verónica BRITOS</w:t>
-      </w:r>
-      <w:r>
-        <w:rPr>
-          <w:sz w:val="24"/>
-          <w:szCs w:val="24"/>
-        </w:rPr>
-        <w:t xml:space="preserve"> </w:t>
+        </w:rPr>
       </w:r>
       <w:r>
         <w:rPr>
@@ -2646,7 +3023,7 @@
         <w:spacing/>
         <w:ind w:firstLine="0" w:left="0"/>
       </w:pPr>
-      <w:pStyle w:val="703"/>
+      <w:pStyle w:val="721"/>
       <w:rPr/>
       <w:start w:val="1"/>
       <w:suff w:val="nothing"/>
@@ -2664,7 +3041,7 @@
         <w:spacing/>
         <w:ind w:firstLine="0" w:left="0"/>
       </w:pPr>
-      <w:pStyle w:val="704"/>
+      <w:pStyle w:val="722"/>
       <w:rPr/>
       <w:start w:val="1"/>
       <w:suff w:val="nothing"/>
@@ -2682,7 +3059,7 @@
         <w:spacing/>
         <w:ind w:firstLine="0" w:left="0"/>
       </w:pPr>
-      <w:pStyle w:val="705"/>
+      <w:pStyle w:val="723"/>
       <w:rPr/>
       <w:start w:val="1"/>
       <w:suff w:val="nothing"/>
@@ -2700,7 +3077,7 @@
         <w:spacing/>
         <w:ind w:firstLine="0" w:left="0"/>
       </w:pPr>
-      <w:pStyle w:val="706"/>
+      <w:pStyle w:val="724"/>
       <w:rPr/>
       <w:start w:val="1"/>
       <w:suff w:val="nothing"/>
@@ -2718,7 +3095,7 @@
         <w:spacing/>
         <w:ind w:firstLine="0" w:left="0"/>
       </w:pPr>
-      <w:pStyle w:val="707"/>
+      <w:pStyle w:val="725"/>
       <w:rPr/>
       <w:start w:val="1"/>
       <w:suff w:val="nothing"/>
@@ -2736,7 +3113,7 @@
         <w:spacing/>
         <w:ind w:firstLine="0" w:left="0"/>
       </w:pPr>
-      <w:pStyle w:val="708"/>
+      <w:pStyle w:val="726"/>
       <w:rPr/>
       <w:start w:val="1"/>
       <w:suff w:val="nothing"/>
@@ -2754,7 +3131,7 @@
         <w:spacing/>
         <w:ind w:firstLine="0" w:left="0"/>
       </w:pPr>
-      <w:pStyle w:val="709"/>
+      <w:pStyle w:val="727"/>
       <w:rPr/>
       <w:start w:val="1"/>
       <w:suff w:val="nothing"/>
@@ -2772,7 +3149,7 @@
         <w:spacing/>
         <w:ind w:firstLine="0" w:left="0"/>
       </w:pPr>
-      <w:pStyle w:val="710"/>
+      <w:pStyle w:val="728"/>
       <w:rPr/>
       <w:start w:val="1"/>
       <w:suff w:val="nothing"/>
@@ -2790,7 +3167,7 @@
         <w:spacing/>
         <w:ind w:firstLine="0" w:left="0"/>
       </w:pPr>
-      <w:pStyle w:val="711"/>
+      <w:pStyle w:val="729"/>
       <w:rPr/>
       <w:start w:val="1"/>
       <w:suff w:val="nothing"/>
@@ -2957,10 +3334,10 @@
     <w:lsdException w:name="Bibliography" w:uiPriority="37"/>
     <w:lsdException w:name="TOC Heading" w:uiPriority="39" w:qFormat="1"/>
   </w:latentStyles>
-  <w:style w:type="character" w:styleId="150">
+  <w:style w:type="character" w:styleId="703">
     <w:name w:val="Heading 1 Char"/>
-    <w:basedOn w:val="712"/>
-    <w:link w:val="703"/>
+    <w:basedOn w:val="730"/>
+    <w:link w:val="721"/>
     <w:uiPriority w:val="9"/>
     <w:pPr>
       <w:pBdr/>
@@ -2974,10 +3351,10 @@
       <w:szCs w:val="40"/>
     </w:rPr>
   </w:style>
-  <w:style w:type="character" w:styleId="151">
+  <w:style w:type="character" w:styleId="704">
     <w:name w:val="Heading 2 Char"/>
-    <w:basedOn w:val="712"/>
-    <w:link w:val="704"/>
+    <w:basedOn w:val="730"/>
+    <w:link w:val="722"/>
     <w:uiPriority w:val="9"/>
     <w:pPr>
       <w:pBdr/>
@@ -2991,10 +3368,10 @@
       <w:szCs w:val="32"/>
     </w:rPr>
   </w:style>
-  <w:style w:type="character" w:styleId="152">
+  <w:style w:type="character" w:styleId="705">
     <w:name w:val="Heading 3 Char"/>
-    <w:basedOn w:val="712"/>
-    <w:link w:val="705"/>
+    <w:basedOn w:val="730"/>
+    <w:link w:val="723"/>
     <w:uiPriority w:val="9"/>
     <w:pPr>
       <w:pBdr/>
@@ -3008,10 +3385,10 @@
       <w:szCs w:val="28"/>
     </w:rPr>
   </w:style>
-  <w:style w:type="character" w:styleId="153">
+  <w:style w:type="character" w:styleId="706">
     <w:name w:val="Heading 4 Char"/>
-    <w:basedOn w:val="712"/>
-    <w:link w:val="706"/>
+    <w:basedOn w:val="730"/>
+    <w:link w:val="724"/>
     <w:uiPriority w:val="9"/>
     <w:pPr>
       <w:pBdr/>
@@ -3025,10 +3402,10 @@
       <w:color w:val="0f4761" w:themeColor="accent1" w:themeShade="BF"/>
     </w:rPr>
   </w:style>
-  <w:style w:type="character" w:styleId="154">
+  <w:style w:type="character" w:styleId="707">
     <w:name w:val="Heading 5 Char"/>
-    <w:basedOn w:val="712"/>
-    <w:link w:val="707"/>
+    <w:basedOn w:val="730"/>
+    <w:link w:val="725"/>
     <w:uiPriority w:val="9"/>
     <w:pPr>
       <w:pBdr/>
@@ -3040,10 +3417,10 @@
       <w:color w:val="0f4761" w:themeColor="accent1" w:themeShade="BF"/>
     </w:rPr>
   </w:style>
-  <w:style w:type="character" w:styleId="155">
+  <w:style w:type="character" w:styleId="708">
     <w:name w:val="Heading 6 Char"/>
-    <w:basedOn w:val="712"/>
-    <w:link w:val="708"/>
+    <w:basedOn w:val="730"/>
+    <w:link w:val="726"/>
     <w:uiPriority w:val="9"/>
     <w:pPr>
       <w:pBdr/>
@@ -3057,10 +3434,10 @@
       <w:color w:val="595959" w:themeColor="text1" w:themeTint="A6"/>
     </w:rPr>
   </w:style>
-  <w:style w:type="character" w:styleId="156">
+  <w:style w:type="character" w:styleId="709">
     <w:name w:val="Heading 7 Char"/>
-    <w:basedOn w:val="712"/>
-    <w:link w:val="709"/>
+    <w:basedOn w:val="730"/>
+    <w:link w:val="727"/>
     <w:uiPriority w:val="9"/>
     <w:pPr>
       <w:pBdr/>
@@ -3072,10 +3449,10 @@
       <w:color w:val="595959" w:themeColor="text1" w:themeTint="A6"/>
     </w:rPr>
   </w:style>
-  <w:style w:type="character" w:styleId="157">
+  <w:style w:type="character" w:styleId="710">
     <w:name w:val="Heading 8 Char"/>
-    <w:basedOn w:val="712"/>
-    <w:link w:val="710"/>
+    <w:basedOn w:val="730"/>
+    <w:link w:val="728"/>
     <w:uiPriority w:val="9"/>
     <w:pPr>
       <w:pBdr/>
@@ -3089,10 +3466,10 @@
       <w:color w:val="272727" w:themeColor="text1" w:themeTint="D8"/>
     </w:rPr>
   </w:style>
-  <w:style w:type="character" w:styleId="158">
+  <w:style w:type="character" w:styleId="711">
     <w:name w:val="Heading 9 Char"/>
-    <w:basedOn w:val="712"/>
-    <w:link w:val="711"/>
+    <w:basedOn w:val="730"/>
+    <w:link w:val="729"/>
     <w:uiPriority w:val="9"/>
     <w:pPr>
       <w:pBdr/>
@@ -3106,10 +3483,10 @@
       <w:color w:val="272727" w:themeColor="text1" w:themeTint="D8"/>
     </w:rPr>
   </w:style>
-  <w:style w:type="character" w:styleId="160">
+  <w:style w:type="character" w:styleId="712">
     <w:name w:val="Title Char"/>
-    <w:basedOn w:val="712"/>
-    <w:link w:val="850"/>
+    <w:basedOn w:val="730"/>
+    <w:link w:val="868"/>
     <w:uiPriority w:val="10"/>
     <w:pPr>
       <w:pBdr/>
@@ -3123,10 +3500,10 @@
       <w:szCs w:val="56"/>
     </w:rPr>
   </w:style>
-  <w:style w:type="character" w:styleId="162">
+  <w:style w:type="character" w:styleId="713">
     <w:name w:val="Subtitle Char"/>
-    <w:basedOn w:val="712"/>
-    <w:link w:val="852"/>
+    <w:basedOn w:val="730"/>
+    <w:link w:val="870"/>
     <w:uiPriority w:val="11"/>
     <w:pPr>
       <w:pBdr/>
@@ -3140,10 +3517,10 @@
       <w:szCs w:val="28"/>
     </w:rPr>
   </w:style>
-  <w:style w:type="character" w:styleId="164">
+  <w:style w:type="character" w:styleId="714">
     <w:name w:val="Quote Char"/>
-    <w:basedOn w:val="712"/>
-    <w:link w:val="854"/>
+    <w:basedOn w:val="730"/>
+    <w:link w:val="872"/>
     <w:uiPriority w:val="29"/>
     <w:pPr>
       <w:pBdr/>
@@ -3156,10 +3533,10 @@
       <w:color w:val="404040" w:themeColor="text1" w:themeTint="BF"/>
     </w:rPr>
   </w:style>
-  <w:style w:type="character" w:styleId="168">
+  <w:style w:type="character" w:styleId="715">
     <w:name w:val="Intense Quote Char"/>
-    <w:basedOn w:val="712"/>
-    <w:link w:val="858"/>
+    <w:basedOn w:val="730"/>
+    <w:link w:val="876"/>
     <w:uiPriority w:val="30"/>
     <w:pPr>
       <w:pBdr/>
@@ -3172,10 +3549,10 @@
       <w:color w:val="0f4761" w:themeColor="accent1" w:themeShade="BF"/>
     </w:rPr>
   </w:style>
-  <w:style w:type="character" w:styleId="177">
+  <w:style w:type="character" w:styleId="716">
     <w:name w:val="Header Char"/>
-    <w:basedOn w:val="712"/>
-    <w:link w:val="903"/>
+    <w:basedOn w:val="730"/>
+    <w:link w:val="921"/>
     <w:uiPriority w:val="99"/>
     <w:pPr>
       <w:pBdr/>
@@ -3183,10 +3560,10 @@
       <w:ind/>
     </w:pPr>
   </w:style>
-  <w:style w:type="character" w:styleId="179">
+  <w:style w:type="character" w:styleId="717">
     <w:name w:val="Footer Char"/>
-    <w:basedOn w:val="712"/>
-    <w:link w:val="904"/>
+    <w:basedOn w:val="730"/>
+    <w:link w:val="922"/>
     <w:uiPriority w:val="99"/>
     <w:pPr>
       <w:pBdr/>
@@ -3194,10 +3571,10 @@
       <w:ind/>
     </w:pPr>
   </w:style>
-  <w:style w:type="character" w:styleId="182">
+  <w:style w:type="character" w:styleId="718">
     <w:name w:val="Footnote Text Char"/>
-    <w:basedOn w:val="712"/>
-    <w:link w:val="869"/>
+    <w:basedOn w:val="730"/>
+    <w:link w:val="887"/>
     <w:uiPriority w:val="99"/>
     <w:semiHidden/>
     <w:pPr>
@@ -3210,10 +3587,10 @@
       <w:szCs w:val="20"/>
     </w:rPr>
   </w:style>
-  <w:style w:type="character" w:styleId="185">
+  <w:style w:type="character" w:styleId="719">
     <w:name w:val="Endnote Text Char"/>
-    <w:basedOn w:val="712"/>
-    <w:link w:val="872"/>
+    <w:basedOn w:val="730"/>
+    <w:link w:val="890"/>
     <w:uiPriority w:val="99"/>
     <w:semiHidden/>
     <w:pPr>
@@ -3226,7 +3603,7 @@
       <w:szCs w:val="20"/>
     </w:rPr>
   </w:style>
-  <w:style w:type="paragraph" w:styleId="702" w:default="1">
+  <w:style w:type="paragraph" w:styleId="720" w:default="1">
     <w:name w:val="Normal"/>
     <w:pPr>
       <w:pBdr/>
@@ -3237,11 +3614,11 @@
       <w:lang w:val="es-ES"/>
     </w:rPr>
   </w:style>
-  <w:style w:type="paragraph" w:styleId="703">
+  <w:style w:type="paragraph" w:styleId="721">
     <w:name w:val="Heading 1"/>
-    <w:basedOn w:val="702"/>
-    <w:next w:val="702"/>
-    <w:link w:val="841"/>
+    <w:basedOn w:val="720"/>
+    <w:next w:val="720"/>
+    <w:link w:val="859"/>
     <w:pPr>
       <w:keepNext w:val="true"/>
       <w:numPr>
@@ -3257,11 +3634,11 @@
       <w:lang w:val="es-MX"/>
     </w:rPr>
   </w:style>
-  <w:style w:type="paragraph" w:styleId="704">
+  <w:style w:type="paragraph" w:styleId="722">
     <w:name w:val="Heading 2"/>
-    <w:basedOn w:val="702"/>
-    <w:next w:val="702"/>
-    <w:link w:val="842"/>
+    <w:basedOn w:val="720"/>
+    <w:next w:val="720"/>
+    <w:link w:val="860"/>
     <w:pPr>
       <w:keepNext w:val="true"/>
       <w:numPr>
@@ -3278,11 +3655,11 @@
       <w:lang w:val="es-MX"/>
     </w:rPr>
   </w:style>
-  <w:style w:type="paragraph" w:styleId="705">
+  <w:style w:type="paragraph" w:styleId="723">
     <w:name w:val="Heading 3"/>
-    <w:basedOn w:val="702"/>
-    <w:next w:val="702"/>
-    <w:link w:val="843"/>
+    <w:basedOn w:val="720"/>
+    <w:next w:val="720"/>
+    <w:link w:val="861"/>
     <w:pPr>
       <w:keepNext w:val="true"/>
       <w:numPr>
@@ -3300,11 +3677,11 @@
       <w:lang w:val="es-MX"/>
     </w:rPr>
   </w:style>
-  <w:style w:type="paragraph" w:styleId="706">
+  <w:style w:type="paragraph" w:styleId="724">
     <w:name w:val="Heading 4"/>
-    <w:basedOn w:val="702"/>
-    <w:next w:val="702"/>
-    <w:link w:val="844"/>
+    <w:basedOn w:val="720"/>
+    <w:next w:val="720"/>
+    <w:link w:val="862"/>
     <w:pPr>
       <w:keepNext w:val="true"/>
       <w:numPr>
@@ -3326,11 +3703,11 @@
       <w:lang w:val="es-MX"/>
     </w:rPr>
   </w:style>
-  <w:style w:type="paragraph" w:styleId="707">
+  <w:style w:type="paragraph" w:styleId="725">
     <w:name w:val="Heading 5"/>
-    <w:basedOn w:val="702"/>
-    <w:next w:val="702"/>
-    <w:link w:val="845"/>
+    <w:basedOn w:val="720"/>
+    <w:next w:val="720"/>
+    <w:link w:val="863"/>
     <w:pPr>
       <w:keepNext w:val="true"/>
       <w:numPr>
@@ -3348,11 +3725,11 @@
       <w:sz w:val="24"/>
     </w:rPr>
   </w:style>
-  <w:style w:type="paragraph" w:styleId="708">
+  <w:style w:type="paragraph" w:styleId="726">
     <w:name w:val="Heading 6"/>
-    <w:basedOn w:val="702"/>
-    <w:next w:val="702"/>
-    <w:link w:val="846"/>
+    <w:basedOn w:val="720"/>
+    <w:next w:val="720"/>
+    <w:link w:val="864"/>
     <w:pPr>
       <w:keepNext w:val="true"/>
       <w:numPr>
@@ -3369,11 +3746,11 @@
       <w:sz w:val="24"/>
     </w:rPr>
   </w:style>
-  <w:style w:type="paragraph" w:styleId="709">
+  <w:style w:type="paragraph" w:styleId="727">
     <w:name w:val="Heading 7"/>
-    <w:basedOn w:val="702"/>
-    <w:next w:val="702"/>
-    <w:link w:val="847"/>
+    <w:basedOn w:val="720"/>
+    <w:next w:val="720"/>
+    <w:link w:val="865"/>
     <w:pPr>
       <w:keepNext w:val="true"/>
       <w:numPr>
@@ -3390,11 +3767,11 @@
       <w:sz w:val="22"/>
     </w:rPr>
   </w:style>
-  <w:style w:type="paragraph" w:styleId="710">
+  <w:style w:type="paragraph" w:styleId="728">
     <w:name w:val="Heading 8"/>
-    <w:basedOn w:val="702"/>
-    <w:next w:val="702"/>
-    <w:link w:val="848"/>
+    <w:basedOn w:val="720"/>
+    <w:next w:val="720"/>
+    <w:link w:val="866"/>
     <w:pPr>
       <w:keepNext w:val="true"/>
       <w:numPr>
@@ -3414,11 +3791,11 @@
       <w:lang w:val="es-MX"/>
     </w:rPr>
   </w:style>
-  <w:style w:type="paragraph" w:styleId="711">
+  <w:style w:type="paragraph" w:styleId="729">
     <w:name w:val="Heading 9"/>
-    <w:basedOn w:val="702"/>
-    <w:next w:val="702"/>
-    <w:link w:val="849"/>
+    <w:basedOn w:val="720"/>
+    <w:next w:val="720"/>
+    <w:link w:val="867"/>
     <w:pPr>
       <w:keepNext w:val="true"/>
       <w:numPr>
@@ -3437,7 +3814,7 @@
       <w:sz w:val="24"/>
     </w:rPr>
   </w:style>
-  <w:style w:type="character" w:styleId="712" w:default="1">
+  <w:style w:type="character" w:styleId="730" w:default="1">
     <w:name w:val="Default Paragraph Font"/>
     <w:uiPriority w:val="1"/>
     <w:semiHidden/>
@@ -3448,7 +3825,7 @@
       <w:ind/>
     </w:pPr>
   </w:style>
-  <w:style w:type="table" w:styleId="713" w:default="1">
+  <w:style w:type="table" w:styleId="731" w:default="1">
     <w:name w:val="Normal Table"/>
     <w:uiPriority w:val="99"/>
     <w:semiHidden/>
@@ -3641,7 +4018,7 @@
       </w:tcPr>
     </w:tblStylePr>
   </w:style>
-  <w:style w:type="numbering" w:styleId="714" w:default="1">
+  <w:style w:type="numbering" w:styleId="732" w:default="1">
     <w:name w:val="No List"/>
     <w:uiPriority w:val="99"/>
     <w:semiHidden/>
@@ -3652,9 +4029,9 @@
       <w:ind/>
     </w:pPr>
   </w:style>
-  <w:style w:type="table" w:styleId="715">
+  <w:style w:type="table" w:styleId="733">
     <w:name w:val="Table Grid"/>
-    <w:basedOn w:val="713"/>
+    <w:basedOn w:val="731"/>
     <w:uiPriority w:val="59"/>
     <w:pPr>
       <w:pBdr/>
@@ -3844,9 +4221,9 @@
       </w:tcPr>
     </w:tblStylePr>
   </w:style>
-  <w:style w:type="table" w:styleId="716" w:customStyle="1">
+  <w:style w:type="table" w:styleId="734" w:customStyle="1">
     <w:name w:val="Table Grid Light"/>
-    <w:basedOn w:val="713"/>
+    <w:basedOn w:val="731"/>
     <w:uiPriority w:val="59"/>
     <w:pPr>
       <w:pBdr/>
@@ -4036,9 +4413,9 @@
       </w:tcPr>
     </w:tblStylePr>
   </w:style>
-  <w:style w:type="table" w:styleId="717">
+  <w:style w:type="table" w:styleId="735">
     <w:name w:val="Plain Table 1"/>
-    <w:basedOn w:val="713"/>
+    <w:basedOn w:val="731"/>
     <w:uiPriority w:val="59"/>
     <w:pPr>
       <w:pBdr/>
@@ -4254,9 +4631,9 @@
       </w:tcPr>
     </w:tblStylePr>
   </w:style>
-  <w:style w:type="table" w:styleId="718">
+  <w:style w:type="table" w:styleId="736">
     <w:name w:val="Plain Table 2"/>
-    <w:basedOn w:val="713"/>
+    <w:basedOn w:val="731"/>
     <w:uiPriority w:val="59"/>
     <w:pPr>
       <w:pBdr/>
@@ -4480,9 +4857,9 @@
       </w:tcPr>
     </w:tblStylePr>
   </w:style>
-  <w:style w:type="table" w:styleId="719">
+  <w:style w:type="table" w:styleId="737">
     <w:name w:val="Plain Table 3"/>
-    <w:basedOn w:val="713"/>
+    <w:basedOn w:val="731"/>
     <w:uiPriority w:val="99"/>
     <w:pPr>
       <w:pBdr/>
@@ -4709,9 +5086,9 @@
       </w:tcPr>
     </w:tblStylePr>
   </w:style>
-  <w:style w:type="table" w:styleId="720">
+  <w:style w:type="table" w:styleId="738">
     <w:name w:val="Plain Table 4"/>
-    <w:basedOn w:val="713"/>
+    <w:basedOn w:val="731"/>
     <w:uiPriority w:val="99"/>
     <w:pPr>
       <w:pBdr/>
@@ -4924,9 +5301,9 @@
       </w:tcPr>
     </w:tblStylePr>
   </w:style>
-  <w:style w:type="table" w:styleId="721">
+  <w:style w:type="table" w:styleId="739">
     <w:name w:val="Plain Table 5"/>
-    <w:basedOn w:val="713"/>
+    <w:basedOn w:val="731"/>
     <w:uiPriority w:val="99"/>
     <w:pPr>
       <w:pBdr/>
@@ -5156,9 +5533,9 @@
       </w:tcPr>
     </w:tblStylePr>
   </w:style>
-  <w:style w:type="table" w:styleId="722">
+  <w:style w:type="table" w:styleId="740">
     <w:name w:val="Grid Table 1 Light"/>
-    <w:basedOn w:val="713"/>
+    <w:basedOn w:val="731"/>
     <w:uiPriority w:val="99"/>
     <w:pPr>
       <w:pBdr/>
@@ -5378,9 +5755,9 @@
       </w:tcPr>
     </w:tblStylePr>
   </w:style>
-  <w:style w:type="table" w:styleId="723" w:customStyle="1">
+  <w:style w:type="table" w:styleId="741" w:customStyle="1">
     <w:name w:val="Grid Table 1 Light - Accent 1"/>
-    <w:basedOn w:val="713"/>
+    <w:basedOn w:val="731"/>
     <w:uiPriority w:val="99"/>
     <w:pPr>
       <w:pBdr/>
@@ -5600,9 +5977,9 @@
       </w:tcPr>
     </w:tblStylePr>
   </w:style>
-  <w:style w:type="table" w:styleId="724" w:customStyle="1">
+  <w:style w:type="table" w:styleId="742" w:customStyle="1">
     <w:name w:val="Grid Table 1 Light - Accent 2"/>
-    <w:basedOn w:val="713"/>
+    <w:basedOn w:val="731"/>
     <w:uiPriority w:val="99"/>
     <w:pPr>
       <w:pBdr/>
@@ -5822,9 +6199,9 @@
       </w:tcPr>
     </w:tblStylePr>
   </w:style>
-  <w:style w:type="table" w:styleId="725" w:customStyle="1">
+  <w:style w:type="table" w:styleId="743" w:customStyle="1">
     <w:name w:val="Grid Table 1 Light - Accent 3"/>
-    <w:basedOn w:val="713"/>
+    <w:basedOn w:val="731"/>
     <w:uiPriority w:val="99"/>
     <w:pPr>
       <w:pBdr/>
@@ -6044,9 +6421,9 @@
       </w:tcPr>
     </w:tblStylePr>
   </w:style>
-  <w:style w:type="table" w:styleId="726" w:customStyle="1">
+  <w:style w:type="table" w:styleId="744" w:customStyle="1">
     <w:name w:val="Grid Table 1 Light - Accent 4"/>
-    <w:basedOn w:val="713"/>
+    <w:basedOn w:val="731"/>
     <w:uiPriority w:val="99"/>
     <w:pPr>
       <w:pBdr/>
@@ -6266,9 +6643,9 @@
       </w:tcPr>
     </w:tblStylePr>
   </w:style>
-  <w:style w:type="table" w:styleId="727" w:customStyle="1">
+  <w:style w:type="table" w:styleId="745" w:customStyle="1">
     <w:name w:val="Grid Table 1 Light - Accent 5"/>
-    <w:basedOn w:val="713"/>
+    <w:basedOn w:val="731"/>
     <w:uiPriority w:val="99"/>
     <w:pPr>
       <w:pBdr/>
@@ -6488,9 +6865,9 @@
       </w:tcPr>
     </w:tblStylePr>
   </w:style>
-  <w:style w:type="table" w:styleId="728" w:customStyle="1">
+  <w:style w:type="table" w:styleId="746" w:customStyle="1">
     <w:name w:val="Grid Table 1 Light - Accent 6"/>
-    <w:basedOn w:val="713"/>
+    <w:basedOn w:val="731"/>
     <w:uiPriority w:val="99"/>
     <w:pPr>
       <w:pBdr/>
@@ -6710,9 +7087,9 @@
       </w:tcPr>
     </w:tblStylePr>
   </w:style>
-  <w:style w:type="table" w:styleId="729">
+  <w:style w:type="table" w:styleId="747">
     <w:name w:val="Grid Table 2"/>
-    <w:basedOn w:val="713"/>
+    <w:basedOn w:val="731"/>
     <w:uiPriority w:val="99"/>
     <w:pPr>
       <w:pBdr/>
@@ -6941,9 +7318,9 @@
       </w:tcPr>
     </w:tblStylePr>
   </w:style>
-  <w:style w:type="table" w:styleId="730" w:customStyle="1">
+  <w:style w:type="table" w:styleId="748" w:customStyle="1">
     <w:name w:val="Grid Table 2 - Accent 1"/>
-    <w:basedOn w:val="713"/>
+    <w:basedOn w:val="731"/>
     <w:uiPriority w:val="99"/>
     <w:pPr>
       <w:pBdr/>
@@ -7172,9 +7549,9 @@
       </w:tcPr>
     </w:tblStylePr>
   </w:style>
-  <w:style w:type="table" w:styleId="731" w:customStyle="1">
+  <w:style w:type="table" w:styleId="749" w:customStyle="1">
     <w:name w:val="Grid Table 2 - Accent 2"/>
-    <w:basedOn w:val="713"/>
+    <w:basedOn w:val="731"/>
     <w:uiPriority w:val="99"/>
     <w:pPr>
       <w:pBdr/>
@@ -7403,9 +7780,9 @@
       </w:tcPr>
     </w:tblStylePr>
   </w:style>
-  <w:style w:type="table" w:styleId="732" w:customStyle="1">
+  <w:style w:type="table" w:styleId="750" w:customStyle="1">
     <w:name w:val="Grid Table 2 - Accent 3"/>
-    <w:basedOn w:val="713"/>
+    <w:basedOn w:val="731"/>
     <w:uiPriority w:val="99"/>
     <w:pPr>
       <w:pBdr/>
@@ -7634,9 +8011,9 @@
       </w:tcPr>
     </w:tblStylePr>
   </w:style>
-  <w:style w:type="table" w:styleId="733" w:customStyle="1">
+  <w:style w:type="table" w:styleId="751" w:customStyle="1">
     <w:name w:val="Grid Table 2 - Accent 4"/>
-    <w:basedOn w:val="713"/>
+    <w:basedOn w:val="731"/>
     <w:uiPriority w:val="99"/>
     <w:pPr>
       <w:pBdr/>
@@ -7865,9 +8242,9 @@
       </w:tcPr>
     </w:tblStylePr>
   </w:style>
-  <w:style w:type="table" w:styleId="734" w:customStyle="1">
+  <w:style w:type="table" w:styleId="752" w:customStyle="1">
     <w:name w:val="Grid Table 2 - Accent 5"/>
-    <w:basedOn w:val="713"/>
+    <w:basedOn w:val="731"/>
     <w:uiPriority w:val="99"/>
     <w:pPr>
       <w:pBdr/>
@@ -8096,9 +8473,9 @@
       </w:tcPr>
     </w:tblStylePr>
   </w:style>
-  <w:style w:type="table" w:styleId="735" w:customStyle="1">
+  <w:style w:type="table" w:styleId="753" w:customStyle="1">
     <w:name w:val="Grid Table 2 - Accent 6"/>
-    <w:basedOn w:val="713"/>
+    <w:basedOn w:val="731"/>
     <w:uiPriority w:val="99"/>
     <w:pPr>
       <w:pBdr/>
@@ -8327,9 +8704,9 @@
       </w:tcPr>
     </w:tblStylePr>
   </w:style>
-  <w:style w:type="table" w:styleId="736">
+  <w:style w:type="table" w:styleId="754">
     <w:name w:val="Grid Table 3"/>
-    <w:basedOn w:val="713"/>
+    <w:basedOn w:val="731"/>
     <w:uiPriority w:val="99"/>
     <w:pPr>
       <w:pBdr/>
@@ -8571,9 +8948,9 @@
       </w:tcPr>
     </w:tblStylePr>
   </w:style>
-  <w:style w:type="table" w:styleId="737" w:customStyle="1">
+  <w:style w:type="table" w:styleId="755" w:customStyle="1">
     <w:name w:val="Grid Table 3 - Accent 1"/>
-    <w:basedOn w:val="713"/>
+    <w:basedOn w:val="731"/>
     <w:uiPriority w:val="99"/>
     <w:pPr>
       <w:pBdr/>
@@ -8815,9 +9192,9 @@
       </w:tcPr>
     </w:tblStylePr>
   </w:style>
-  <w:style w:type="table" w:styleId="738" w:customStyle="1">
+  <w:style w:type="table" w:styleId="756" w:customStyle="1">
     <w:name w:val="Grid Table 3 - Accent 2"/>
-    <w:basedOn w:val="713"/>
+    <w:basedOn w:val="731"/>
     <w:uiPriority w:val="99"/>
     <w:pPr>
       <w:pBdr/>
@@ -9059,9 +9436,9 @@
       </w:tcPr>
     </w:tblStylePr>
   </w:style>
-  <w:style w:type="table" w:styleId="739" w:customStyle="1">
+  <w:style w:type="table" w:styleId="757" w:customStyle="1">
     <w:name w:val="Grid Table 3 - Accent 3"/>
-    <w:basedOn w:val="713"/>
+    <w:basedOn w:val="731"/>
     <w:uiPriority w:val="99"/>
     <w:pPr>
       <w:pBdr/>
@@ -9303,9 +9680,9 @@
       </w:tcPr>
     </w:tblStylePr>
   </w:style>
-  <w:style w:type="table" w:styleId="740" w:customStyle="1">
+  <w:style w:type="table" w:styleId="758" w:customStyle="1">
     <w:name w:val="Grid Table 3 - Accent 4"/>
-    <w:basedOn w:val="713"/>
+    <w:basedOn w:val="731"/>
     <w:uiPriority w:val="99"/>
     <w:pPr>
       <w:pBdr/>
@@ -9547,9 +9924,9 @@
       </w:tcPr>
     </w:tblStylePr>
   </w:style>
-  <w:style w:type="table" w:styleId="741" w:customStyle="1">
+  <w:style w:type="table" w:styleId="759" w:customStyle="1">
     <w:name w:val="Grid Table 3 - Accent 5"/>
-    <w:basedOn w:val="713"/>
+    <w:basedOn w:val="731"/>
     <w:uiPriority w:val="99"/>
     <w:pPr>
       <w:pBdr/>
@@ -9791,9 +10168,9 @@
       </w:tcPr>
     </w:tblStylePr>
   </w:style>
-  <w:style w:type="table" w:styleId="742" w:customStyle="1">
+  <w:style w:type="table" w:styleId="760" w:customStyle="1">
     <w:name w:val="Grid Table 3 - Accent 6"/>
-    <w:basedOn w:val="713"/>
+    <w:basedOn w:val="731"/>
     <w:uiPriority w:val="99"/>
     <w:pPr>
       <w:pBdr/>
@@ -10035,9 +10412,9 @@
       </w:tcPr>
     </w:tblStylePr>
   </w:style>
-  <w:style w:type="table" w:styleId="743">
+  <w:style w:type="table" w:styleId="761">
     <w:name w:val="Grid Table 4"/>
-    <w:basedOn w:val="713"/>
+    <w:basedOn w:val="731"/>
     <w:uiPriority w:val="59"/>
     <w:pPr>
       <w:pBdr/>
@@ -10267,9 +10644,9 @@
       </w:tcPr>
     </w:tblStylePr>
   </w:style>
-  <w:style w:type="table" w:styleId="744" w:customStyle="1">
+  <w:style w:type="table" w:styleId="762" w:customStyle="1">
     <w:name w:val="Grid Table 4 - Accent 1"/>
-    <w:basedOn w:val="713"/>
+    <w:basedOn w:val="731"/>
     <w:uiPriority w:val="59"/>
     <w:pPr>
       <w:pBdr/>
@@ -10499,9 +10876,9 @@
       </w:tcPr>
     </w:tblStylePr>
   </w:style>
-  <w:style w:type="table" w:styleId="745" w:customStyle="1">
+  <w:style w:type="table" w:styleId="763" w:customStyle="1">
     <w:name w:val="Grid Table 4 - Accent 2"/>
-    <w:basedOn w:val="713"/>
+    <w:basedOn w:val="731"/>
     <w:uiPriority w:val="59"/>
     <w:pPr>
       <w:pBdr/>
@@ -10731,9 +11108,9 @@
       </w:tcPr>
     </w:tblStylePr>
   </w:style>
-  <w:style w:type="table" w:styleId="746" w:customStyle="1">
+  <w:style w:type="table" w:styleId="764" w:customStyle="1">
     <w:name w:val="Grid Table 4 - Accent 3"/>
-    <w:basedOn w:val="713"/>
+    <w:basedOn w:val="731"/>
     <w:uiPriority w:val="59"/>
     <w:pPr>
       <w:pBdr/>
@@ -10963,9 +11340,9 @@
       </w:tcPr>
     </w:tblStylePr>
   </w:style>
-  <w:style w:type="table" w:styleId="747" w:customStyle="1">
+  <w:style w:type="table" w:styleId="765" w:customStyle="1">
     <w:name w:val="Grid Table 4 - Accent 4"/>
-    <w:basedOn w:val="713"/>
+    <w:basedOn w:val="731"/>
     <w:uiPriority w:val="59"/>
     <w:pPr>
       <w:pBdr/>
@@ -11195,9 +11572,9 @@
       </w:tcPr>
     </w:tblStylePr>
   </w:style>
-  <w:style w:type="table" w:styleId="748" w:customStyle="1">
+  <w:style w:type="table" w:styleId="766" w:customStyle="1">
     <w:name w:val="Grid Table 4 - Accent 5"/>
-    <w:basedOn w:val="713"/>
+    <w:basedOn w:val="731"/>
     <w:uiPriority w:val="59"/>
     <w:pPr>
       <w:pBdr/>
@@ -11427,9 +11804,9 @@
       </w:tcPr>
     </w:tblStylePr>
   </w:style>
-  <w:style w:type="table" w:styleId="749" w:customStyle="1">
+  <w:style w:type="table" w:styleId="767" w:customStyle="1">
     <w:name w:val="Grid Table 4 - Accent 6"/>
-    <w:basedOn w:val="713"/>
+    <w:basedOn w:val="731"/>
     <w:uiPriority w:val="59"/>
     <w:pPr>
       <w:pBdr/>
@@ -11659,9 +12036,9 @@
       </w:tcPr>
     </w:tblStylePr>
   </w:style>
-  <w:style w:type="table" w:styleId="750">
+  <w:style w:type="table" w:styleId="768">
     <w:name w:val="Grid Table 5 Dark"/>
-    <w:basedOn w:val="713"/>
+    <w:basedOn w:val="731"/>
     <w:uiPriority w:val="99"/>
     <w:pPr>
       <w:pBdr/>
@@ -11886,9 +12263,9 @@
       </w:tcPr>
     </w:tblStylePr>
   </w:style>
-  <w:style w:type="table" w:styleId="751" w:customStyle="1">
+  <w:style w:type="table" w:styleId="769" w:customStyle="1">
     <w:name w:val="Grid Table 5 Dark- Accent 1"/>
-    <w:basedOn w:val="713"/>
+    <w:basedOn w:val="731"/>
     <w:uiPriority w:val="99"/>
     <w:pPr>
       <w:pBdr/>
@@ -12113,9 +12490,9 @@
       </w:tcPr>
     </w:tblStylePr>
   </w:style>
-  <w:style w:type="table" w:styleId="752" w:customStyle="1">
+  <w:style w:type="table" w:styleId="770" w:customStyle="1">
     <w:name w:val="Grid Table 5 Dark - Accent 2"/>
-    <w:basedOn w:val="713"/>
+    <w:basedOn w:val="731"/>
     <w:uiPriority w:val="99"/>
     <w:pPr>
       <w:pBdr/>
@@ -12340,9 +12717,9 @@
       </w:tcPr>
     </w:tblStylePr>
   </w:style>
-  <w:style w:type="table" w:styleId="753" w:customStyle="1">
+  <w:style w:type="table" w:styleId="771" w:customStyle="1">
     <w:name w:val="Grid Table 5 Dark - Accent 3"/>
-    <w:basedOn w:val="713"/>
+    <w:basedOn w:val="731"/>
     <w:uiPriority w:val="99"/>
     <w:pPr>
       <w:pBdr/>
@@ -12567,9 +12944,9 @@
       </w:tcPr>
     </w:tblStylePr>
   </w:style>
-  <w:style w:type="table" w:styleId="754" w:customStyle="1">
+  <w:style w:type="table" w:styleId="772" w:customStyle="1">
     <w:name w:val="Grid Table 5 Dark- Accent 4"/>
-    <w:basedOn w:val="713"/>
+    <w:basedOn w:val="731"/>
     <w:uiPriority w:val="99"/>
     <w:pPr>
       <w:pBdr/>
@@ -12794,9 +13171,9 @@
       </w:tcPr>
     </w:tblStylePr>
   </w:style>
-  <w:style w:type="table" w:styleId="755" w:customStyle="1">
+  <w:style w:type="table" w:styleId="773" w:customStyle="1">
     <w:name w:val="Grid Table 5 Dark - Accent 5"/>
-    <w:basedOn w:val="713"/>
+    <w:basedOn w:val="731"/>
     <w:uiPriority w:val="99"/>
     <w:pPr>
       <w:pBdr/>
@@ -13021,9 +13398,9 @@
       </w:tcPr>
     </w:tblStylePr>
   </w:style>
-  <w:style w:type="table" w:styleId="756" w:customStyle="1">
+  <w:style w:type="table" w:styleId="774" w:customStyle="1">
     <w:name w:val="Grid Table 5 Dark - Accent 6"/>
-    <w:basedOn w:val="713"/>
+    <w:basedOn w:val="731"/>
     <w:uiPriority w:val="99"/>
     <w:pPr>
       <w:pBdr/>
@@ -13248,9 +13625,9 @@
       </w:tcPr>
     </w:tblStylePr>
   </w:style>
-  <w:style w:type="table" w:styleId="757">
+  <w:style w:type="table" w:styleId="775">
     <w:name w:val="Grid Table 6 Colorful"/>
-    <w:basedOn w:val="713"/>
+    <w:basedOn w:val="731"/>
     <w:uiPriority w:val="99"/>
     <w:pPr>
       <w:pBdr/>
@@ -13472,9 +13849,9 @@
       </w:tcPr>
     </w:tblStylePr>
   </w:style>
-  <w:style w:type="table" w:styleId="758" w:customStyle="1">
+  <w:style w:type="table" w:styleId="776" w:customStyle="1">
     <w:name w:val="Grid Table 6 Colorful - Accent 1"/>
-    <w:basedOn w:val="713"/>
+    <w:basedOn w:val="731"/>
     <w:uiPriority w:val="99"/>
     <w:pPr>
       <w:pBdr/>
@@ -13696,9 +14073,9 @@
       </w:tcPr>
     </w:tblStylePr>
   </w:style>
-  <w:style w:type="table" w:styleId="759" w:customStyle="1">
+  <w:style w:type="table" w:styleId="777" w:customStyle="1">
     <w:name w:val="Grid Table 6 Colorful - Accent 2"/>
-    <w:basedOn w:val="713"/>
+    <w:basedOn w:val="731"/>
     <w:uiPriority w:val="99"/>
     <w:pPr>
       <w:pBdr/>
@@ -13920,9 +14297,9 @@
       </w:tcPr>
     </w:tblStylePr>
   </w:style>
-  <w:style w:type="table" w:styleId="760" w:customStyle="1">
+  <w:style w:type="table" w:styleId="778" w:customStyle="1">
     <w:name w:val="Grid Table 6 Colorful - Accent 3"/>
-    <w:basedOn w:val="713"/>
+    <w:basedOn w:val="731"/>
     <w:uiPriority w:val="99"/>
     <w:pPr>
       <w:pBdr/>
@@ -14144,9 +14521,9 @@
       </w:tcPr>
     </w:tblStylePr>
   </w:style>
-  <w:style w:type="table" w:styleId="761" w:customStyle="1">
+  <w:style w:type="table" w:styleId="779" w:customStyle="1">
     <w:name w:val="Grid Table 6 Colorful - Accent 4"/>
-    <w:basedOn w:val="713"/>
+    <w:basedOn w:val="731"/>
     <w:uiPriority w:val="99"/>
     <w:pPr>
       <w:pBdr/>
@@ -14368,9 +14745,9 @@
       </w:tcPr>
     </w:tblStylePr>
   </w:style>
-  <w:style w:type="table" w:styleId="762" w:customStyle="1">
+  <w:style w:type="table" w:styleId="780" w:customStyle="1">
     <w:name w:val="Grid Table 6 Colorful - Accent 5"/>
-    <w:basedOn w:val="713"/>
+    <w:basedOn w:val="731"/>
     <w:uiPriority w:val="99"/>
     <w:pPr>
       <w:pBdr/>
@@ -14592,9 +14969,9 @@
       </w:tcPr>
     </w:tblStylePr>
   </w:style>
-  <w:style w:type="table" w:styleId="763" w:customStyle="1">
+  <w:style w:type="table" w:styleId="781" w:customStyle="1">
     <w:name w:val="Grid Table 6 Colorful - Accent 6"/>
-    <w:basedOn w:val="713"/>
+    <w:basedOn w:val="731"/>
     <w:uiPriority w:val="99"/>
     <w:pPr>
       <w:pBdr/>
@@ -14816,9 +15193,9 @@
       </w:tcPr>
     </w:tblStylePr>
   </w:style>
-  <w:style w:type="table" w:styleId="764">
+  <w:style w:type="table" w:styleId="782">
     <w:name w:val="Grid Table 7 Colorful"/>
-    <w:basedOn w:val="713"/>
+    <w:basedOn w:val="731"/>
     <w:uiPriority w:val="99"/>
     <w:pPr>
       <w:pBdr/>
@@ -15069,9 +15446,9 @@
       </w:tcPr>
     </w:tblStylePr>
   </w:style>
-  <w:style w:type="table" w:styleId="765" w:customStyle="1">
+  <w:style w:type="table" w:styleId="783" w:customStyle="1">
     <w:name w:val="Grid Table 7 Colorful - Accent 1"/>
-    <w:basedOn w:val="713"/>
+    <w:basedOn w:val="731"/>
     <w:uiPriority w:val="99"/>
     <w:pPr>
       <w:pBdr/>
@@ -15322,9 +15699,9 @@
       </w:tcPr>
     </w:tblStylePr>
   </w:style>
-  <w:style w:type="table" w:styleId="766" w:customStyle="1">
+  <w:style w:type="table" w:styleId="784" w:customStyle="1">
     <w:name w:val="Grid Table 7 Colorful - Accent 2"/>
-    <w:basedOn w:val="713"/>
+    <w:basedOn w:val="731"/>
     <w:uiPriority w:val="99"/>
     <w:pPr>
       <w:pBdr/>
@@ -15575,9 +15952,9 @@
       </w:tcPr>
     </w:tblStylePr>
   </w:style>
-  <w:style w:type="table" w:styleId="767" w:customStyle="1">
+  <w:style w:type="table" w:styleId="785" w:customStyle="1">
     <w:name w:val="Grid Table 7 Colorful - Accent 3"/>
-    <w:basedOn w:val="713"/>
+    <w:basedOn w:val="731"/>
     <w:uiPriority w:val="99"/>
     <w:pPr>
       <w:pBdr/>
@@ -15828,9 +16205,9 @@
       </w:tcPr>
     </w:tblStylePr>
   </w:style>
-  <w:style w:type="table" w:styleId="768" w:customStyle="1">
+  <w:style w:type="table" w:styleId="786" w:customStyle="1">
     <w:name w:val="Grid Table 7 Colorful - Accent 4"/>
-    <w:basedOn w:val="713"/>
+    <w:basedOn w:val="731"/>
     <w:uiPriority w:val="99"/>
     <w:pPr>
       <w:pBdr/>
@@ -16081,9 +16458,9 @@
       </w:tcPr>
     </w:tblStylePr>
   </w:style>
-  <w:style w:type="table" w:styleId="769" w:customStyle="1">
+  <w:style w:type="table" w:styleId="787" w:customStyle="1">
     <w:name w:val="Grid Table 7 Colorful - Accent 5"/>
-    <w:basedOn w:val="713"/>
+    <w:basedOn w:val="731"/>
     <w:uiPriority w:val="99"/>
     <w:pPr>
       <w:pBdr/>
@@ -16334,9 +16711,9 @@
       </w:tcPr>
     </w:tblStylePr>
   </w:style>
-  <w:style w:type="table" w:styleId="770" w:customStyle="1">
+  <w:style w:type="table" w:styleId="788" w:customStyle="1">
     <w:name w:val="Grid Table 7 Colorful - Accent 6"/>
-    <w:basedOn w:val="713"/>
+    <w:basedOn w:val="731"/>
     <w:uiPriority w:val="99"/>
     <w:pPr>
       <w:pBdr/>
@@ -16587,9 +16964,9 @@
       </w:tcPr>
     </w:tblStylePr>
   </w:style>
-  <w:style w:type="table" w:styleId="771">
+  <w:style w:type="table" w:styleId="789">
     <w:name w:val="List Table 1 Light"/>
-    <w:basedOn w:val="713"/>
+    <w:basedOn w:val="731"/>
     <w:uiPriority w:val="99"/>
     <w:pPr>
       <w:pBdr/>
@@ -16802,9 +17179,9 @@
       </w:tcPr>
     </w:tblStylePr>
   </w:style>
-  <w:style w:type="table" w:styleId="772" w:customStyle="1">
+  <w:style w:type="table" w:styleId="790" w:customStyle="1">
     <w:name w:val="List Table 1 Light - Accent 1"/>
-    <w:basedOn w:val="713"/>
+    <w:basedOn w:val="731"/>
     <w:uiPriority w:val="99"/>
     <w:pPr>
       <w:pBdr/>
@@ -17017,9 +17394,9 @@
       </w:tcPr>
     </w:tblStylePr>
   </w:style>
-  <w:style w:type="table" w:styleId="773" w:customStyle="1">
+  <w:style w:type="table" w:styleId="791" w:customStyle="1">
     <w:name w:val="List Table 1 Light - Accent 2"/>
-    <w:basedOn w:val="713"/>
+    <w:basedOn w:val="731"/>
     <w:uiPriority w:val="99"/>
     <w:pPr>
       <w:pBdr/>
@@ -17232,9 +17609,9 @@
       </w:tcPr>
     </w:tblStylePr>
   </w:style>
-  <w:style w:type="table" w:styleId="774" w:customStyle="1">
+  <w:style w:type="table" w:styleId="792" w:customStyle="1">
     <w:name w:val="List Table 1 Light - Accent 3"/>
-    <w:basedOn w:val="713"/>
+    <w:basedOn w:val="731"/>
     <w:uiPriority w:val="99"/>
     <w:pPr>
       <w:pBdr/>
@@ -17447,9 +17824,9 @@
       </w:tcPr>
     </w:tblStylePr>
   </w:style>
-  <w:style w:type="table" w:styleId="775" w:customStyle="1">
+  <w:style w:type="table" w:styleId="793" w:customStyle="1">
     <w:name w:val="List Table 1 Light - Accent 4"/>
-    <w:basedOn w:val="713"/>
+    <w:basedOn w:val="731"/>
     <w:uiPriority w:val="99"/>
     <w:pPr>
       <w:pBdr/>
@@ -17662,9 +18039,9 @@
       </w:tcPr>
     </w:tblStylePr>
   </w:style>
-  <w:style w:type="table" w:styleId="776" w:customStyle="1">
+  <w:style w:type="table" w:styleId="794" w:customStyle="1">
     <w:name w:val="List Table 1 Light - Accent 5"/>
-    <w:basedOn w:val="713"/>
+    <w:basedOn w:val="731"/>
     <w:uiPriority w:val="99"/>
     <w:pPr>
       <w:pBdr/>
@@ -17877,9 +18254,9 @@
       </w:tcPr>
     </w:tblStylePr>
   </w:style>
-  <w:style w:type="table" w:styleId="777" w:customStyle="1">
+  <w:style w:type="table" w:styleId="795" w:customStyle="1">
     <w:name w:val="List Table 1 Light - Accent 6"/>
-    <w:basedOn w:val="713"/>
+    <w:basedOn w:val="731"/>
     <w:uiPriority w:val="99"/>
     <w:pPr>
       <w:pBdr/>
@@ -18092,9 +18469,9 @@
       </w:tcPr>
     </w:tblStylePr>
   </w:style>
-  <w:style w:type="table" w:styleId="778">
+  <w:style w:type="table" w:styleId="796">
     <w:name w:val="List Table 2"/>
-    <w:basedOn w:val="713"/>
+    <w:basedOn w:val="731"/>
     <w:uiPriority w:val="99"/>
     <w:pPr>
       <w:pBdr/>
@@ -18329,9 +18706,9 @@
       </w:tcPr>
     </w:tblStylePr>
   </w:style>
-  <w:style w:type="table" w:styleId="779" w:customStyle="1">
+  <w:style w:type="table" w:styleId="797" w:customStyle="1">
     <w:name w:val="List Table 2 - Accent 1"/>
-    <w:basedOn w:val="713"/>
+    <w:basedOn w:val="731"/>
     <w:uiPriority w:val="99"/>
     <w:pPr>
       <w:pBdr/>
@@ -18566,9 +18943,9 @@
       </w:tcPr>
     </w:tblStylePr>
   </w:style>
-  <w:style w:type="table" w:styleId="780" w:customStyle="1">
+  <w:style w:type="table" w:styleId="798" w:customStyle="1">
     <w:name w:val="List Table 2 - Accent 2"/>
-    <w:basedOn w:val="713"/>
+    <w:basedOn w:val="731"/>
     <w:uiPriority w:val="99"/>
     <w:pPr>
       <w:pBdr/>
@@ -18803,9 +19180,9 @@
       </w:tcPr>
     </w:tblStylePr>
   </w:style>
-  <w:style w:type="table" w:styleId="781" w:customStyle="1">
+  <w:style w:type="table" w:styleId="799" w:customStyle="1">
     <w:name w:val="List Table 2 - Accent 3"/>
-    <w:basedOn w:val="713"/>
+    <w:basedOn w:val="731"/>
     <w:uiPriority w:val="99"/>
     <w:pPr>
       <w:pBdr/>
@@ -19040,9 +19417,9 @@
       </w:tcPr>
     </w:tblStylePr>
   </w:style>
-  <w:style w:type="table" w:styleId="782" w:customStyle="1">
+  <w:style w:type="table" w:styleId="800" w:customStyle="1">
     <w:name w:val="List Table 2 - Accent 4"/>
-    <w:basedOn w:val="713"/>
+    <w:basedOn w:val="731"/>
     <w:uiPriority w:val="99"/>
     <w:pPr>
       <w:pBdr/>
@@ -19277,9 +19654,9 @@
       </w:tcPr>
     </w:tblStylePr>
   </w:style>
-  <w:style w:type="table" w:styleId="783" w:customStyle="1">
+  <w:style w:type="table" w:styleId="801" w:customStyle="1">
     <w:name w:val="List Table 2 - Accent 5"/>
-    <w:basedOn w:val="713"/>
+    <w:basedOn w:val="731"/>
     <w:uiPriority w:val="99"/>
     <w:pPr>
       <w:pBdr/>
@@ -19514,9 +19891,9 @@
       </w:tcPr>
     </w:tblStylePr>
   </w:style>
-  <w:style w:type="table" w:styleId="784" w:customStyle="1">
+  <w:style w:type="table" w:styleId="802" w:customStyle="1">
     <w:name w:val="List Table 2 - Accent 6"/>
-    <w:basedOn w:val="713"/>
+    <w:basedOn w:val="731"/>
     <w:uiPriority w:val="99"/>
     <w:pPr>
       <w:pBdr/>
@@ -19751,9 +20128,9 @@
       </w:tcPr>
     </w:tblStylePr>
   </w:style>
-  <w:style w:type="table" w:styleId="785">
+  <w:style w:type="table" w:styleId="803">
     <w:name w:val="List Table 3"/>
-    <w:basedOn w:val="713"/>
+    <w:basedOn w:val="731"/>
     <w:uiPriority w:val="99"/>
     <w:pPr>
       <w:pBdr/>
@@ -19978,9 +20355,9 @@
       </w:tcPr>
     </w:tblStylePr>
   </w:style>
-  <w:style w:type="table" w:styleId="786" w:customStyle="1">
+  <w:style w:type="table" w:styleId="804" w:customStyle="1">
     <w:name w:val="List Table 3 - Accent 1"/>
-    <w:basedOn w:val="713"/>
+    <w:basedOn w:val="731"/>
     <w:uiPriority w:val="99"/>
     <w:pPr>
       <w:pBdr/>
@@ -20205,9 +20582,9 @@
       </w:tcPr>
     </w:tblStylePr>
   </w:style>
-  <w:style w:type="table" w:styleId="787" w:customStyle="1">
+  <w:style w:type="table" w:styleId="805" w:customStyle="1">
     <w:name w:val="List Table 3 - Accent 2"/>
-    <w:basedOn w:val="713"/>
+    <w:basedOn w:val="731"/>
     <w:uiPriority w:val="99"/>
     <w:pPr>
       <w:pBdr/>
@@ -20432,9 +20809,9 @@
       </w:tcPr>
     </w:tblStylePr>
   </w:style>
-  <w:style w:type="table" w:styleId="788" w:customStyle="1">
+  <w:style w:type="table" w:styleId="806" w:customStyle="1">
     <w:name w:val="List Table 3 - Accent 3"/>
-    <w:basedOn w:val="713"/>
+    <w:basedOn w:val="731"/>
     <w:uiPriority w:val="99"/>
     <w:pPr>
       <w:pBdr/>
@@ -20659,9 +21036,9 @@
       </w:tcPr>
     </w:tblStylePr>
   </w:style>
-  <w:style w:type="table" w:styleId="789" w:customStyle="1">
+  <w:style w:type="table" w:styleId="807" w:customStyle="1">
     <w:name w:val="List Table 3 - Accent 4"/>
-    <w:basedOn w:val="713"/>
+    <w:basedOn w:val="731"/>
     <w:uiPriority w:val="99"/>
     <w:pPr>
       <w:pBdr/>
@@ -20886,9 +21263,9 @@
       </w:tcPr>
     </w:tblStylePr>
   </w:style>
-  <w:style w:type="table" w:styleId="790" w:customStyle="1">
+  <w:style w:type="table" w:styleId="808" w:customStyle="1">
     <w:name w:val="List Table 3 - Accent 5"/>
-    <w:basedOn w:val="713"/>
+    <w:basedOn w:val="731"/>
     <w:uiPriority w:val="99"/>
     <w:pPr>
       <w:pBdr/>
@@ -21113,9 +21490,9 @@
       </w:tcPr>
     </w:tblStylePr>
   </w:style>
-  <w:style w:type="table" w:styleId="791" w:customStyle="1">
+  <w:style w:type="table" w:styleId="809" w:customStyle="1">
     <w:name w:val="List Table 3 - Accent 6"/>
-    <w:basedOn w:val="713"/>
+    <w:basedOn w:val="731"/>
     <w:uiPriority w:val="99"/>
     <w:pPr>
       <w:pBdr/>
@@ -21340,9 +21717,9 @@
       </w:tcPr>
     </w:tblStylePr>
   </w:style>
-  <w:style w:type="table" w:styleId="792">
+  <w:style w:type="table" w:styleId="810">
     <w:name w:val="List Table 4"/>
-    <w:basedOn w:val="713"/>
+    <w:basedOn w:val="731"/>
     <w:uiPriority w:val="99"/>
     <w:pPr>
       <w:pBdr/>
@@ -21564,9 +21941,9 @@
       </w:tcPr>
     </w:tblStylePr>
   </w:style>
-  <w:style w:type="table" w:styleId="793" w:customStyle="1">
+  <w:style w:type="table" w:styleId="811" w:customStyle="1">
     <w:name w:val="List Table 4 - Accent 1"/>
-    <w:basedOn w:val="713"/>
+    <w:basedOn w:val="731"/>
     <w:uiPriority w:val="99"/>
     <w:pPr>
       <w:pBdr/>
@@ -21788,9 +22165,9 @@
       </w:tcPr>
     </w:tblStylePr>
   </w:style>
-  <w:style w:type="table" w:styleId="794" w:customStyle="1">
+  <w:style w:type="table" w:styleId="812" w:customStyle="1">
     <w:name w:val="List Table 4 - Accent 2"/>
-    <w:basedOn w:val="713"/>
+    <w:basedOn w:val="731"/>
     <w:uiPriority w:val="99"/>
     <w:pPr>
       <w:pBdr/>
@@ -22012,9 +22389,9 @@
       </w:tcPr>
     </w:tblStylePr>
   </w:style>
-  <w:style w:type="table" w:styleId="795" w:customStyle="1">
+  <w:style w:type="table" w:styleId="813" w:customStyle="1">
     <w:name w:val="List Table 4 - Accent 3"/>
-    <w:basedOn w:val="713"/>
+    <w:basedOn w:val="731"/>
     <w:uiPriority w:val="99"/>
     <w:pPr>
       <w:pBdr/>
@@ -22236,9 +22613,9 @@
       </w:tcPr>
     </w:tblStylePr>
   </w:style>
-  <w:style w:type="table" w:styleId="796" w:customStyle="1">
+  <w:style w:type="table" w:styleId="814" w:customStyle="1">
     <w:name w:val="List Table 4 - Accent 4"/>
-    <w:basedOn w:val="713"/>
+    <w:basedOn w:val="731"/>
     <w:uiPriority w:val="99"/>
     <w:pPr>
       <w:pBdr/>
@@ -22460,9 +22837,9 @@
       </w:tcPr>
     </w:tblStylePr>
   </w:style>
-  <w:style w:type="table" w:styleId="797" w:customStyle="1">
+  <w:style w:type="table" w:styleId="815" w:customStyle="1">
     <w:name w:val="List Table 4 - Accent 5"/>
-    <w:basedOn w:val="713"/>
+    <w:basedOn w:val="731"/>
     <w:uiPriority w:val="99"/>
     <w:pPr>
       <w:pBdr/>
@@ -22684,9 +23061,9 @@
       </w:tcPr>
     </w:tblStylePr>
   </w:style>
-  <w:style w:type="table" w:styleId="798" w:customStyle="1">
+  <w:style w:type="table" w:styleId="816" w:customStyle="1">
     <w:name w:val="List Table 4 - Accent 6"/>
-    <w:basedOn w:val="713"/>
+    <w:basedOn w:val="731"/>
     <w:uiPriority w:val="99"/>
     <w:pPr>
       <w:pBdr/>
@@ -22908,9 +23285,9 @@
       </w:tcPr>
     </w:tblStylePr>
   </w:style>
-  <w:style w:type="table" w:styleId="799">
+  <w:style w:type="table" w:styleId="817">
     <w:name w:val="List Table 5 Dark"/>
-    <w:basedOn w:val="713"/>
+    <w:basedOn w:val="731"/>
     <w:uiPriority w:val="99"/>
     <w:pPr>
       <w:pBdr/>
@@ -23144,9 +23521,9 @@
       </w:tcPr>
     </w:tblStylePr>
   </w:style>
-  <w:style w:type="table" w:styleId="800" w:customStyle="1">
+  <w:style w:type="table" w:styleId="818" w:customStyle="1">
     <w:name w:val="List Table 5 Dark - Accent 1"/>
-    <w:basedOn w:val="713"/>
+    <w:basedOn w:val="731"/>
     <w:uiPriority w:val="99"/>
     <w:pPr>
       <w:pBdr/>
@@ -23380,9 +23757,9 @@
       </w:tcPr>
     </w:tblStylePr>
   </w:style>
-  <w:style w:type="table" w:styleId="801" w:customStyle="1">
+  <w:style w:type="table" w:styleId="819" w:customStyle="1">
     <w:name w:val="List Table 5 Dark - Accent 2"/>
-    <w:basedOn w:val="713"/>
+    <w:basedOn w:val="731"/>
     <w:uiPriority w:val="99"/>
     <w:pPr>
       <w:pBdr/>
@@ -23616,9 +23993,9 @@
       </w:tcPr>
     </w:tblStylePr>
   </w:style>
-  <w:style w:type="table" w:styleId="802" w:customStyle="1">
+  <w:style w:type="table" w:styleId="820" w:customStyle="1">
     <w:name w:val="List Table 5 Dark - Accent 3"/>
-    <w:basedOn w:val="713"/>
+    <w:basedOn w:val="731"/>
     <w:uiPriority w:val="99"/>
     <w:pPr>
       <w:pBdr/>
@@ -23852,9 +24229,9 @@
       </w:tcPr>
     </w:tblStylePr>
   </w:style>
-  <w:style w:type="table" w:styleId="803" w:customStyle="1">
+  <w:style w:type="table" w:styleId="821" w:customStyle="1">
     <w:name w:val="List Table 5 Dark - Accent 4"/>
-    <w:basedOn w:val="713"/>
+    <w:basedOn w:val="731"/>
     <w:uiPriority w:val="99"/>
     <w:pPr>
       <w:pBdr/>
@@ -24088,9 +24465,9 @@
       </w:tcPr>
     </w:tblStylePr>
   </w:style>
-  <w:style w:type="table" w:styleId="804" w:customStyle="1">
+  <w:style w:type="table" w:styleId="822" w:customStyle="1">
     <w:name w:val="List Table 5 Dark - Accent 5"/>
-    <w:basedOn w:val="713"/>
+    <w:basedOn w:val="731"/>
     <w:uiPriority w:val="99"/>
     <w:pPr>
       <w:pBdr/>
@@ -24324,9 +24701,9 @@
       </w:tcPr>
     </w:tblStylePr>
   </w:style>
-  <w:style w:type="table" w:styleId="805" w:customStyle="1">
+  <w:style w:type="table" w:styleId="823" w:customStyle="1">
     <w:name w:val="List Table 5 Dark - Accent 6"/>
-    <w:basedOn w:val="713"/>
+    <w:basedOn w:val="731"/>
     <w:uiPriority w:val="99"/>
     <w:pPr>
       <w:pBdr/>
@@ -24560,9 +24937,9 @@
       </w:tcPr>
     </w:tblStylePr>
   </w:style>
-  <w:style w:type="table" w:styleId="806">
+  <w:style w:type="table" w:styleId="824">
     <w:name w:val="List Table 6 Colorful"/>
-    <w:basedOn w:val="713"/>
+    <w:basedOn w:val="731"/>
     <w:uiPriority w:val="99"/>
     <w:pPr>
       <w:pBdr/>
@@ -24782,9 +25159,9 @@
       </w:tcPr>
     </w:tblStylePr>
   </w:style>
-  <w:style w:type="table" w:styleId="807" w:customStyle="1">
+  <w:style w:type="table" w:styleId="825" w:customStyle="1">
     <w:name w:val="List Table 6 Colorful - Accent 1"/>
-    <w:basedOn w:val="713"/>
+    <w:basedOn w:val="731"/>
     <w:uiPriority w:val="99"/>
     <w:pPr>
       <w:pBdr/>
@@ -25004,9 +25381,9 @@
       </w:tcPr>
     </w:tblStylePr>
   </w:style>
-  <w:style w:type="table" w:styleId="808" w:customStyle="1">
+  <w:style w:type="table" w:styleId="826" w:customStyle="1">
     <w:name w:val="List Table 6 Colorful - Accent 2"/>
-    <w:basedOn w:val="713"/>
+    <w:basedOn w:val="731"/>
     <w:uiPriority w:val="99"/>
     <w:pPr>
       <w:pBdr/>
@@ -25226,9 +25603,9 @@
       </w:tcPr>
     </w:tblStylePr>
   </w:style>
-  <w:style w:type="table" w:styleId="809" w:customStyle="1">
+  <w:style w:type="table" w:styleId="827" w:customStyle="1">
     <w:name w:val="List Table 6 Colorful - Accent 3"/>
-    <w:basedOn w:val="713"/>
+    <w:basedOn w:val="731"/>
     <w:uiPriority w:val="99"/>
     <w:pPr>
       <w:pBdr/>
@@ -25448,9 +25825,9 @@
       </w:tcPr>
     </w:tblStylePr>
   </w:style>
-  <w:style w:type="table" w:styleId="810" w:customStyle="1">
+  <w:style w:type="table" w:styleId="828" w:customStyle="1">
     <w:name w:val="List Table 6 Colorful - Accent 4"/>
-    <w:basedOn w:val="713"/>
+    <w:basedOn w:val="731"/>
     <w:uiPriority w:val="99"/>
     <w:pPr>
       <w:pBdr/>
@@ -25670,9 +26047,9 @@
       </w:tcPr>
     </w:tblStylePr>
   </w:style>
-  <w:style w:type="table" w:styleId="811" w:customStyle="1">
+  <w:style w:type="table" w:styleId="829" w:customStyle="1">
     <w:name w:val="List Table 6 Colorful - Accent 5"/>
-    <w:basedOn w:val="713"/>
+    <w:basedOn w:val="731"/>
     <w:uiPriority w:val="99"/>
     <w:pPr>
       <w:pBdr/>
@@ -25892,9 +26269,9 @@
       </w:tcPr>
     </w:tblStylePr>
   </w:style>
-  <w:style w:type="table" w:styleId="812" w:customStyle="1">
+  <w:style w:type="table" w:styleId="830" w:customStyle="1">
     <w:name w:val="List Table 6 Colorful - Accent 6"/>
-    <w:basedOn w:val="713"/>
+    <w:basedOn w:val="731"/>
     <w:uiPriority w:val="99"/>
     <w:pPr>
       <w:pBdr/>
@@ -26114,9 +26491,9 @@
       </w:tcPr>
     </w:tblStylePr>
   </w:style>
-  <w:style w:type="table" w:styleId="813">
+  <w:style w:type="table" w:styleId="831">
     <w:name w:val="List Table 7 Colorful"/>
-    <w:basedOn w:val="713"/>
+    <w:basedOn w:val="731"/>
     <w:uiPriority w:val="99"/>
     <w:pPr>
       <w:pBdr/>
@@ -26364,9 +26741,9 @@
       </w:tcPr>
     </w:tblStylePr>
   </w:style>
-  <w:style w:type="table" w:styleId="814" w:customStyle="1">
+  <w:style w:type="table" w:styleId="832" w:customStyle="1">
     <w:name w:val="List Table 7 Colorful - Accent 1"/>
-    <w:basedOn w:val="713"/>
+    <w:basedOn w:val="731"/>
     <w:uiPriority w:val="99"/>
     <w:pPr>
       <w:pBdr/>
@@ -26614,9 +26991,9 @@
       </w:tcPr>
     </w:tblStylePr>
   </w:style>
-  <w:style w:type="table" w:styleId="815" w:customStyle="1">
+  <w:style w:type="table" w:styleId="833" w:customStyle="1">
     <w:name w:val="List Table 7 Colorful - Accent 2"/>
-    <w:basedOn w:val="713"/>
+    <w:basedOn w:val="731"/>
     <w:uiPriority w:val="99"/>
     <w:pPr>
       <w:pBdr/>
@@ -26864,9 +27241,9 @@
       </w:tcPr>
     </w:tblStylePr>
   </w:style>
-  <w:style w:type="table" w:styleId="816" w:customStyle="1">
+  <w:style w:type="table" w:styleId="834" w:customStyle="1">
     <w:name w:val="List Table 7 Colorful - Accent 3"/>
-    <w:basedOn w:val="713"/>
+    <w:basedOn w:val="731"/>
     <w:uiPriority w:val="99"/>
     <w:pPr>
       <w:pBdr/>
@@ -27114,9 +27491,9 @@
       </w:tcPr>
     </w:tblStylePr>
   </w:style>
-  <w:style w:type="table" w:styleId="817" w:customStyle="1">
+  <w:style w:type="table" w:styleId="835" w:customStyle="1">
     <w:name w:val="List Table 7 Colorful - Accent 4"/>
-    <w:basedOn w:val="713"/>
+    <w:basedOn w:val="731"/>
     <w:uiPriority w:val="99"/>
     <w:pPr>
       <w:pBdr/>
@@ -27364,9 +27741,9 @@
       </w:tcPr>
     </w:tblStylePr>
   </w:style>
-  <w:style w:type="table" w:styleId="818" w:customStyle="1">
+  <w:style w:type="table" w:styleId="836" w:customStyle="1">
     <w:name w:val="List Table 7 Colorful - Accent 5"/>
-    <w:basedOn w:val="713"/>
+    <w:basedOn w:val="731"/>
     <w:uiPriority w:val="99"/>
     <w:pPr>
       <w:pBdr/>
@@ -27614,9 +27991,9 @@
       </w:tcPr>
     </w:tblStylePr>
   </w:style>
-  <w:style w:type="table" w:styleId="819" w:customStyle="1">
+  <w:style w:type="table" w:styleId="837" w:customStyle="1">
     <w:name w:val="List Table 7 Colorful - Accent 6"/>
-    <w:basedOn w:val="713"/>
+    <w:basedOn w:val="731"/>
     <w:uiPriority w:val="99"/>
     <w:pPr>
       <w:pBdr/>
@@ -27864,9 +28241,9 @@
       </w:tcPr>
     </w:tblStylePr>
   </w:style>
-  <w:style w:type="table" w:styleId="820" w:customStyle="1">
+  <w:style w:type="table" w:styleId="838" w:customStyle="1">
     <w:name w:val="Lined - Accent"/>
-    <w:basedOn w:val="713"/>
+    <w:basedOn w:val="731"/>
     <w:uiPriority w:val="99"/>
     <w:pPr>
       <w:pBdr/>
@@ -28100,9 +28477,9 @@
       </w:tcPr>
     </w:tblStylePr>
   </w:style>
-  <w:style w:type="table" w:styleId="821" w:customStyle="1">
+  <w:style w:type="table" w:styleId="839" w:customStyle="1">
     <w:name w:val="Lined - Accent 1"/>
-    <w:basedOn w:val="713"/>
+    <w:basedOn w:val="731"/>
     <w:uiPriority w:val="99"/>
     <w:pPr>
       <w:pBdr/>
@@ -28336,9 +28713,9 @@
       </w:tcPr>
     </w:tblStylePr>
   </w:style>
-  <w:style w:type="table" w:styleId="822" w:customStyle="1">
+  <w:style w:type="table" w:styleId="840" w:customStyle="1">
     <w:name w:val="Lined - Accent 2"/>
-    <w:basedOn w:val="713"/>
+    <w:basedOn w:val="731"/>
     <w:uiPriority w:val="99"/>
     <w:pPr>
       <w:pBdr/>
@@ -28572,9 +28949,9 @@
       </w:tcPr>
     </w:tblStylePr>
   </w:style>
-  <w:style w:type="table" w:styleId="823" w:customStyle="1">
+  <w:style w:type="table" w:styleId="841" w:customStyle="1">
     <w:name w:val="Lined - Accent 3"/>
-    <w:basedOn w:val="713"/>
+    <w:basedOn w:val="731"/>
     <w:uiPriority w:val="99"/>
     <w:pPr>
       <w:pBdr/>
@@ -28808,9 +29185,9 @@
       </w:tcPr>
     </w:tblStylePr>
   </w:style>
-  <w:style w:type="table" w:styleId="824" w:customStyle="1">
+  <w:style w:type="table" w:styleId="842" w:customStyle="1">
     <w:name w:val="Lined - Accent 4"/>
-    <w:basedOn w:val="713"/>
+    <w:basedOn w:val="731"/>
     <w:uiPriority w:val="99"/>
     <w:pPr>
       <w:pBdr/>
@@ -29044,9 +29421,9 @@
       </w:tcPr>
     </w:tblStylePr>
   </w:style>
-  <w:style w:type="table" w:styleId="825" w:customStyle="1">
+  <w:style w:type="table" w:styleId="843" w:customStyle="1">
     <w:name w:val="Lined - Accent 5"/>
-    <w:basedOn w:val="713"/>
+    <w:basedOn w:val="731"/>
     <w:uiPriority w:val="99"/>
     <w:pPr>
       <w:pBdr/>
@@ -29280,9 +29657,9 @@
       </w:tcPr>
     </w:tblStylePr>
   </w:style>
-  <w:style w:type="table" w:styleId="826" w:customStyle="1">
+  <w:style w:type="table" w:styleId="844" w:customStyle="1">
     <w:name w:val="Lined - Accent 6"/>
-    <w:basedOn w:val="713"/>
+    <w:basedOn w:val="731"/>
     <w:uiPriority w:val="99"/>
     <w:pPr>
       <w:pBdr/>
@@ -29516,9 +29893,9 @@
       </w:tcPr>
     </w:tblStylePr>
   </w:style>
-  <w:style w:type="table" w:styleId="827" w:customStyle="1">
+  <w:style w:type="table" w:styleId="845" w:customStyle="1">
     <w:name w:val="Bordered &amp; Lined - Accent"/>
-    <w:basedOn w:val="713"/>
+    <w:basedOn w:val="731"/>
     <w:uiPriority w:val="99"/>
     <w:pPr>
       <w:pBdr/>
@@ -29759,9 +30136,9 @@
       </w:tcPr>
     </w:tblStylePr>
   </w:style>
-  <w:style w:type="table" w:styleId="828" w:customStyle="1">
+  <w:style w:type="table" w:styleId="846" w:customStyle="1">
     <w:name w:val="Bordered &amp; Lined - Accent 1"/>
-    <w:basedOn w:val="713"/>
+    <w:basedOn w:val="731"/>
     <w:uiPriority w:val="99"/>
     <w:pPr>
       <w:pBdr/>
@@ -30002,9 +30379,9 @@
       </w:tcPr>
     </w:tblStylePr>
   </w:style>
-  <w:style w:type="table" w:styleId="829" w:customStyle="1">
+  <w:style w:type="table" w:styleId="847" w:customStyle="1">
     <w:name w:val="Bordered &amp; Lined - Accent 2"/>
-    <w:basedOn w:val="713"/>
+    <w:basedOn w:val="731"/>
     <w:uiPriority w:val="99"/>
     <w:pPr>
       <w:pBdr/>
@@ -30245,9 +30622,9 @@
       </w:tcPr>
     </w:tblStylePr>
   </w:style>
-  <w:style w:type="table" w:styleId="830" w:customStyle="1">
+  <w:style w:type="table" w:styleId="848" w:customStyle="1">
     <w:name w:val="Bordered &amp; Lined - Accent 3"/>
-    <w:basedOn w:val="713"/>
+    <w:basedOn w:val="731"/>
     <w:uiPriority w:val="99"/>
     <w:pPr>
       <w:pBdr/>
@@ -30488,9 +30865,9 @@
       </w:tcPr>
     </w:tblStylePr>
   </w:style>
-  <w:style w:type="table" w:styleId="831" w:customStyle="1">
+  <w:style w:type="table" w:styleId="849" w:customStyle="1">
     <w:name w:val="Bordered &amp; Lined - Accent 4"/>
-    <w:basedOn w:val="713"/>
+    <w:basedOn w:val="731"/>
     <w:uiPriority w:val="99"/>
     <w:pPr>
       <w:pBdr/>
@@ -30731,9 +31108,9 @@
       </w:tcPr>
     </w:tblStylePr>
   </w:style>
-  <w:style w:type="table" w:styleId="832" w:customStyle="1">
+  <w:style w:type="table" w:styleId="850" w:customStyle="1">
     <w:name w:val="Bordered &amp; Lined - Accent 5"/>
-    <w:basedOn w:val="713"/>
+    <w:basedOn w:val="731"/>
     <w:uiPriority w:val="99"/>
     <w:pPr>
       <w:pBdr/>
@@ -30974,9 +31351,9 @@
       </w:tcPr>
     </w:tblStylePr>
   </w:style>
-  <w:style w:type="table" w:styleId="833" w:customStyle="1">
+  <w:style w:type="table" w:styleId="851" w:customStyle="1">
     <w:name w:val="Bordered &amp; Lined - Accent 6"/>
-    <w:basedOn w:val="713"/>
+    <w:basedOn w:val="731"/>
     <w:uiPriority w:val="99"/>
     <w:pPr>
       <w:pBdr/>
@@ -31217,9 +31594,9 @@
       </w:tcPr>
     </w:tblStylePr>
   </w:style>
-  <w:style w:type="table" w:styleId="834" w:customStyle="1">
+  <w:style w:type="table" w:styleId="852" w:customStyle="1">
     <w:name w:val="Bordered"/>
-    <w:basedOn w:val="713"/>
+    <w:basedOn w:val="731"/>
     <w:uiPriority w:val="99"/>
     <w:pPr>
       <w:pBdr/>
@@ -31447,9 +31824,9 @@
       </w:tcPr>
     </w:tblStylePr>
   </w:style>
-  <w:style w:type="table" w:styleId="835" w:customStyle="1">
+  <w:style w:type="table" w:styleId="853" w:customStyle="1">
     <w:name w:val="Bordered - Accent 1"/>
-    <w:basedOn w:val="713"/>
+    <w:basedOn w:val="731"/>
     <w:uiPriority w:val="99"/>
     <w:pPr>
       <w:pBdr/>
@@ -31677,9 +32054,9 @@
       </w:tcPr>
     </w:tblStylePr>
   </w:style>
-  <w:style w:type="table" w:styleId="836" w:customStyle="1">
+  <w:style w:type="table" w:styleId="854" w:customStyle="1">
     <w:name w:val="Bordered - Accent 2"/>
-    <w:basedOn w:val="713"/>
+    <w:basedOn w:val="731"/>
     <w:uiPriority w:val="99"/>
     <w:pPr>
       <w:pBdr/>
@@ -31907,9 +32284,9 @@
       </w:tcPr>
     </w:tblStylePr>
   </w:style>
-  <w:style w:type="table" w:styleId="837" w:customStyle="1">
+  <w:style w:type="table" w:styleId="855" w:customStyle="1">
     <w:name w:val="Bordered - Accent 3"/>
-    <w:basedOn w:val="713"/>
+    <w:basedOn w:val="731"/>
     <w:uiPriority w:val="99"/>
     <w:pPr>
       <w:pBdr/>
@@ -32137,9 +32514,9 @@
       </w:tcPr>
     </w:tblStylePr>
   </w:style>
-  <w:style w:type="table" w:styleId="838" w:customStyle="1">
+  <w:style w:type="table" w:styleId="856" w:customStyle="1">
     <w:name w:val="Bordered - Accent 4"/>
-    <w:basedOn w:val="713"/>
+    <w:basedOn w:val="731"/>
     <w:uiPriority w:val="99"/>
     <w:pPr>
       <w:pBdr/>
@@ -32367,9 +32744,9 @@
       </w:tcPr>
     </w:tblStylePr>
   </w:style>
-  <w:style w:type="table" w:styleId="839" w:customStyle="1">
+  <w:style w:type="table" w:styleId="857" w:customStyle="1">
     <w:name w:val="Bordered - Accent 5"/>
-    <w:basedOn w:val="713"/>
+    <w:basedOn w:val="731"/>
     <w:uiPriority w:val="99"/>
     <w:pPr>
       <w:pBdr/>
@@ -32597,9 +32974,9 @@
       </w:tcPr>
     </w:tblStylePr>
   </w:style>
-  <w:style w:type="table" w:styleId="840" w:customStyle="1">
+  <w:style w:type="table" w:styleId="858" w:customStyle="1">
     <w:name w:val="Bordered - Accent 6"/>
-    <w:basedOn w:val="713"/>
+    <w:basedOn w:val="731"/>
     <w:uiPriority w:val="99"/>
     <w:pPr>
       <w:pBdr/>
@@ -32827,10 +33204,10 @@
       </w:tcPr>
     </w:tblStylePr>
   </w:style>
-  <w:style w:type="character" w:styleId="841" w:customStyle="1">
+  <w:style w:type="character" w:styleId="859" w:customStyle="1">
     <w:name w:val="Título 1 Car"/>
-    <w:basedOn w:val="712"/>
-    <w:link w:val="703"/>
+    <w:basedOn w:val="730"/>
+    <w:link w:val="721"/>
     <w:uiPriority w:val="9"/>
     <w:pPr>
       <w:pBdr/>
@@ -32844,10 +33221,10 @@
       <w:szCs w:val="40"/>
     </w:rPr>
   </w:style>
-  <w:style w:type="character" w:styleId="842" w:customStyle="1">
+  <w:style w:type="character" w:styleId="860" w:customStyle="1">
     <w:name w:val="Título 2 Car"/>
-    <w:basedOn w:val="712"/>
-    <w:link w:val="704"/>
+    <w:basedOn w:val="730"/>
+    <w:link w:val="722"/>
     <w:uiPriority w:val="9"/>
     <w:pPr>
       <w:pBdr/>
@@ -32861,10 +33238,10 @@
       <w:szCs w:val="32"/>
     </w:rPr>
   </w:style>
-  <w:style w:type="character" w:styleId="843" w:customStyle="1">
+  <w:style w:type="character" w:styleId="861" w:customStyle="1">
     <w:name w:val="Título 3 Car"/>
-    <w:basedOn w:val="712"/>
-    <w:link w:val="705"/>
+    <w:basedOn w:val="730"/>
+    <w:link w:val="723"/>
     <w:uiPriority w:val="9"/>
     <w:pPr>
       <w:pBdr/>
@@ -32878,10 +33255,10 @@
       <w:szCs w:val="28"/>
     </w:rPr>
   </w:style>
-  <w:style w:type="character" w:styleId="844" w:customStyle="1">
+  <w:style w:type="character" w:styleId="862" w:customStyle="1">
     <w:name w:val="Título 4 Car"/>
-    <w:basedOn w:val="712"/>
-    <w:link w:val="706"/>
+    <w:basedOn w:val="730"/>
+    <w:link w:val="724"/>
     <w:uiPriority w:val="9"/>
     <w:pPr>
       <w:pBdr/>
@@ -32895,10 +33272,10 @@
       <w:color w:val="365f91" w:themeColor="accent1" w:themeShade="BF"/>
     </w:rPr>
   </w:style>
-  <w:style w:type="character" w:styleId="845" w:customStyle="1">
+  <w:style w:type="character" w:styleId="863" w:customStyle="1">
     <w:name w:val="Título 5 Car"/>
-    <w:basedOn w:val="712"/>
-    <w:link w:val="707"/>
+    <w:basedOn w:val="730"/>
+    <w:link w:val="725"/>
     <w:uiPriority w:val="9"/>
     <w:pPr>
       <w:pBdr/>
@@ -32910,10 +33287,10 @@
       <w:color w:val="365f91" w:themeColor="accent1" w:themeShade="BF"/>
     </w:rPr>
   </w:style>
-  <w:style w:type="character" w:styleId="846" w:customStyle="1">
+  <w:style w:type="character" w:styleId="864" w:customStyle="1">
     <w:name w:val="Título 6 Car"/>
-    <w:basedOn w:val="712"/>
-    <w:link w:val="708"/>
+    <w:basedOn w:val="730"/>
+    <w:link w:val="726"/>
     <w:uiPriority w:val="9"/>
     <w:pPr>
       <w:pBdr/>
@@ -32927,10 +33304,10 @@
       <w:color w:val="595959" w:themeColor="text1" w:themeTint="A6"/>
     </w:rPr>
   </w:style>
-  <w:style w:type="character" w:styleId="847" w:customStyle="1">
+  <w:style w:type="character" w:styleId="865" w:customStyle="1">
     <w:name w:val="Título 7 Car"/>
-    <w:basedOn w:val="712"/>
-    <w:link w:val="709"/>
+    <w:basedOn w:val="730"/>
+    <w:link w:val="727"/>
     <w:uiPriority w:val="9"/>
     <w:pPr>
       <w:pBdr/>
@@ -32942,10 +33319,10 @@
       <w:color w:val="595959" w:themeColor="text1" w:themeTint="A6"/>
     </w:rPr>
   </w:style>
-  <w:style w:type="character" w:styleId="848" w:customStyle="1">
+  <w:style w:type="character" w:styleId="866" w:customStyle="1">
     <w:name w:val="Título 8 Car"/>
-    <w:basedOn w:val="712"/>
-    <w:link w:val="710"/>
+    <w:basedOn w:val="730"/>
+    <w:link w:val="728"/>
     <w:uiPriority w:val="9"/>
     <w:pPr>
       <w:pBdr/>
@@ -32959,10 +33336,10 @@
       <w:color w:val="272727" w:themeColor="text1" w:themeTint="D8"/>
     </w:rPr>
   </w:style>
-  <w:style w:type="character" w:styleId="849" w:customStyle="1">
+  <w:style w:type="character" w:styleId="867" w:customStyle="1">
     <w:name w:val="Título 9 Car"/>
-    <w:basedOn w:val="712"/>
-    <w:link w:val="711"/>
+    <w:basedOn w:val="730"/>
+    <w:link w:val="729"/>
     <w:uiPriority w:val="9"/>
     <w:pPr>
       <w:pBdr/>
@@ -32976,11 +33353,11 @@
       <w:color w:val="272727" w:themeColor="text1" w:themeTint="D8"/>
     </w:rPr>
   </w:style>
-  <w:style w:type="paragraph" w:styleId="850">
+  <w:style w:type="paragraph" w:styleId="868">
     <w:name w:val="Title"/>
-    <w:basedOn w:val="702"/>
-    <w:next w:val="891"/>
-    <w:link w:val="851"/>
+    <w:basedOn w:val="720"/>
+    <w:next w:val="909"/>
+    <w:link w:val="869"/>
     <w:pPr>
       <w:keepNext w:val="true"/>
       <w:pBdr/>
@@ -32993,10 +33370,10 @@
       <w:szCs w:val="28"/>
     </w:rPr>
   </w:style>
-  <w:style w:type="character" w:styleId="851" w:customStyle="1">
+  <w:style w:type="character" w:styleId="869" w:customStyle="1">
     <w:name w:val="Título Car"/>
-    <w:basedOn w:val="712"/>
-    <w:link w:val="850"/>
+    <w:basedOn w:val="730"/>
+    <w:link w:val="868"/>
     <w:uiPriority w:val="10"/>
     <w:pPr>
       <w:pBdr/>
@@ -33010,11 +33387,11 @@
       <w:szCs w:val="56"/>
     </w:rPr>
   </w:style>
-  <w:style w:type="paragraph" w:styleId="852">
+  <w:style w:type="paragraph" w:styleId="870">
     <w:name w:val="Subtitle"/>
-    <w:basedOn w:val="702"/>
-    <w:next w:val="702"/>
-    <w:link w:val="853"/>
+    <w:basedOn w:val="720"/>
+    <w:next w:val="720"/>
+    <w:link w:val="871"/>
     <w:uiPriority w:val="11"/>
     <w:qFormat/>
     <w:pPr>
@@ -33032,10 +33409,10 @@
       <w:szCs w:val="28"/>
     </w:rPr>
   </w:style>
-  <w:style w:type="character" w:styleId="853" w:customStyle="1">
+  <w:style w:type="character" w:styleId="871" w:customStyle="1">
     <w:name w:val="Subtítulo Car"/>
-    <w:basedOn w:val="712"/>
-    <w:link w:val="852"/>
+    <w:basedOn w:val="730"/>
+    <w:link w:val="870"/>
     <w:uiPriority w:val="11"/>
     <w:pPr>
       <w:pBdr/>
@@ -33049,11 +33426,11 @@
       <w:szCs w:val="28"/>
     </w:rPr>
   </w:style>
-  <w:style w:type="paragraph" w:styleId="854">
+  <w:style w:type="paragraph" w:styleId="872">
     <w:name w:val="Quote"/>
-    <w:basedOn w:val="702"/>
-    <w:next w:val="702"/>
-    <w:link w:val="855"/>
+    <w:basedOn w:val="720"/>
+    <w:next w:val="720"/>
+    <w:link w:val="873"/>
     <w:uiPriority w:val="29"/>
     <w:qFormat/>
     <w:pPr>
@@ -33068,10 +33445,10 @@
       <w:color w:val="404040" w:themeColor="text1" w:themeTint="BF"/>
     </w:rPr>
   </w:style>
-  <w:style w:type="character" w:styleId="855" w:customStyle="1">
+  <w:style w:type="character" w:styleId="873" w:customStyle="1">
     <w:name w:val="Cita Car"/>
-    <w:basedOn w:val="712"/>
-    <w:link w:val="854"/>
+    <w:basedOn w:val="730"/>
+    <w:link w:val="872"/>
     <w:uiPriority w:val="29"/>
     <w:pPr>
       <w:pBdr/>
@@ -33084,9 +33461,9 @@
       <w:color w:val="404040" w:themeColor="text1" w:themeTint="BF"/>
     </w:rPr>
   </w:style>
-  <w:style w:type="paragraph" w:styleId="856">
+  <w:style w:type="paragraph" w:styleId="874">
     <w:name w:val="List Paragraph"/>
-    <w:basedOn w:val="702"/>
+    <w:basedOn w:val="720"/>
     <w:uiPriority w:val="34"/>
     <w:qFormat/>
     <w:pPr>
@@ -33096,9 +33473,9 @@
       <w:contextualSpacing w:val="true"/>
     </w:pPr>
   </w:style>
-  <w:style w:type="character" w:styleId="857">
+  <w:style w:type="character" w:styleId="875">
     <w:name w:val="Intense Emphasis"/>
-    <w:basedOn w:val="712"/>
+    <w:basedOn w:val="730"/>
     <w:uiPriority w:val="21"/>
     <w:qFormat/>
     <w:pPr>
@@ -33112,11 +33489,11 @@
       <w:color w:val="365f91" w:themeColor="accent1" w:themeShade="BF"/>
     </w:rPr>
   </w:style>
-  <w:style w:type="paragraph" w:styleId="858">
+  <w:style w:type="paragraph" w:styleId="876">
     <w:name w:val="Intense Quote"/>
-    <w:basedOn w:val="702"/>
-    <w:next w:val="702"/>
-    <w:link w:val="859"/>
+    <w:basedOn w:val="720"/>
+    <w:next w:val="720"/>
+    <w:link w:val="877"/>
     <w:uiPriority w:val="30"/>
     <w:qFormat/>
     <w:pPr>
@@ -33134,10 +33511,10 @@
       <w:color w:val="365f91" w:themeColor="accent1" w:themeShade="BF"/>
     </w:rPr>
   </w:style>
-  <w:style w:type="character" w:styleId="859" w:customStyle="1">
+  <w:style w:type="character" w:styleId="877" w:customStyle="1">
     <w:name w:val="Cita destacada Car"/>
-    <w:basedOn w:val="712"/>
-    <w:link w:val="858"/>
+    <w:basedOn w:val="730"/>
+    <w:link w:val="876"/>
     <w:uiPriority w:val="30"/>
     <w:pPr>
       <w:pBdr/>
@@ -33150,9 +33527,9 @@
       <w:color w:val="365f91" w:themeColor="accent1" w:themeShade="BF"/>
     </w:rPr>
   </w:style>
-  <w:style w:type="character" w:styleId="860">
+  <w:style w:type="character" w:styleId="878">
     <w:name w:val="Intense Reference"/>
-    <w:basedOn w:val="712"/>
+    <w:basedOn w:val="730"/>
     <w:uiPriority w:val="32"/>
     <w:qFormat/>
     <w:pPr>
@@ -33168,9 +33545,9 @@
       <w:spacing w:val="5"/>
     </w:rPr>
   </w:style>
-  <w:style w:type="paragraph" w:styleId="861">
+  <w:style w:type="paragraph" w:styleId="879">
     <w:name w:val="No Spacing"/>
-    <w:basedOn w:val="702"/>
+    <w:basedOn w:val="720"/>
     <w:uiPriority w:val="1"/>
     <w:qFormat/>
     <w:pPr>
@@ -33179,9 +33556,9 @@
       <w:ind/>
     </w:pPr>
   </w:style>
-  <w:style w:type="character" w:styleId="862">
+  <w:style w:type="character" w:styleId="880">
     <w:name w:val="Subtle Emphasis"/>
-    <w:basedOn w:val="712"/>
+    <w:basedOn w:val="730"/>
     <w:uiPriority w:val="19"/>
     <w:qFormat/>
     <w:pPr>
@@ -33195,9 +33572,9 @@
       <w:color w:val="404040" w:themeColor="text1" w:themeTint="BF"/>
     </w:rPr>
   </w:style>
-  <w:style w:type="character" w:styleId="863">
+  <w:style w:type="character" w:styleId="881">
     <w:name w:val="Emphasis"/>
-    <w:basedOn w:val="712"/>
+    <w:basedOn w:val="730"/>
     <w:uiPriority w:val="20"/>
     <w:qFormat/>
     <w:pPr>
@@ -33210,9 +33587,9 @@
       <w:iCs/>
     </w:rPr>
   </w:style>
-  <w:style w:type="character" w:styleId="864">
+  <w:style w:type="character" w:styleId="882">
     <w:name w:val="Strong"/>
-    <w:basedOn w:val="712"/>
+    <w:basedOn w:val="730"/>
     <w:uiPriority w:val="22"/>
     <w:qFormat/>
     <w:pPr>
@@ -33225,9 +33602,9 @@
       <w:bCs/>
     </w:rPr>
   </w:style>
-  <w:style w:type="character" w:styleId="865">
+  <w:style w:type="character" w:styleId="883">
     <w:name w:val="Subtle Reference"/>
-    <w:basedOn w:val="712"/>
+    <w:basedOn w:val="730"/>
     <w:uiPriority w:val="31"/>
     <w:qFormat/>
     <w:pPr>
@@ -33240,9 +33617,9 @@
       <w:color w:val="5a5a5a" w:themeColor="text1" w:themeTint="A5"/>
     </w:rPr>
   </w:style>
-  <w:style w:type="character" w:styleId="866">
+  <w:style w:type="character" w:styleId="884">
     <w:name w:val="Book Title"/>
-    <w:basedOn w:val="712"/>
+    <w:basedOn w:val="730"/>
     <w:uiPriority w:val="33"/>
     <w:qFormat/>
     <w:pPr>
@@ -33258,10 +33635,10 @@
       <w:spacing w:val="5"/>
     </w:rPr>
   </w:style>
-  <w:style w:type="character" w:styleId="867" w:customStyle="1">
+  <w:style w:type="character" w:styleId="885" w:customStyle="1">
     <w:name w:val="Encabezado Car"/>
-    <w:basedOn w:val="712"/>
-    <w:link w:val="903"/>
+    <w:basedOn w:val="730"/>
+    <w:link w:val="921"/>
     <w:uiPriority w:val="99"/>
     <w:pPr>
       <w:pBdr/>
@@ -33269,10 +33646,10 @@
       <w:ind/>
     </w:pPr>
   </w:style>
-  <w:style w:type="character" w:styleId="868" w:customStyle="1">
+  <w:style w:type="character" w:styleId="886" w:customStyle="1">
     <w:name w:val="Pie de página Car"/>
-    <w:basedOn w:val="712"/>
-    <w:link w:val="904"/>
+    <w:basedOn w:val="730"/>
+    <w:link w:val="922"/>
     <w:uiPriority w:val="99"/>
     <w:pPr>
       <w:pBdr/>
@@ -33280,10 +33657,10 @@
       <w:ind/>
     </w:pPr>
   </w:style>
-  <w:style w:type="paragraph" w:styleId="869">
+  <w:style w:type="paragraph" w:styleId="887">
     <w:name w:val="footnote text"/>
-    <w:basedOn w:val="702"/>
-    <w:link w:val="870"/>
+    <w:basedOn w:val="720"/>
+    <w:link w:val="888"/>
     <w:uiPriority w:val="99"/>
     <w:semiHidden/>
     <w:unhideWhenUsed/>
@@ -33293,10 +33670,10 @@
       <w:ind/>
     </w:pPr>
   </w:style>
-  <w:style w:type="character" w:styleId="870" w:customStyle="1">
+  <w:style w:type="character" w:styleId="888" w:customStyle="1">
     <w:name w:val="Texto nota pie Car"/>
-    <w:basedOn w:val="712"/>
-    <w:link w:val="869"/>
+    <w:basedOn w:val="730"/>
+    <w:link w:val="887"/>
     <w:uiPriority w:val="99"/>
     <w:semiHidden/>
     <w:pPr>
@@ -33309,9 +33686,9 @@
       <w:szCs w:val="20"/>
     </w:rPr>
   </w:style>
-  <w:style w:type="character" w:styleId="871">
+  <w:style w:type="character" w:styleId="889">
     <w:name w:val="footnote reference"/>
-    <w:basedOn w:val="712"/>
+    <w:basedOn w:val="730"/>
     <w:uiPriority w:val="99"/>
     <w:semiHidden/>
     <w:unhideWhenUsed/>
@@ -33324,10 +33701,10 @@
       <w:vertAlign w:val="superscript"/>
     </w:rPr>
   </w:style>
-  <w:style w:type="paragraph" w:styleId="872">
+  <w:style w:type="paragraph" w:styleId="890">
     <w:name w:val="endnote text"/>
-    <w:basedOn w:val="702"/>
-    <w:link w:val="873"/>
+    <w:basedOn w:val="720"/>
+    <w:link w:val="891"/>
     <w:uiPriority w:val="99"/>
     <w:semiHidden/>
     <w:unhideWhenUsed/>
@@ -33337,10 +33714,10 @@
       <w:ind/>
     </w:pPr>
   </w:style>
-  <w:style w:type="character" w:styleId="873" w:customStyle="1">
+  <w:style w:type="character" w:styleId="891" w:customStyle="1">
     <w:name w:val="Texto nota al final Car"/>
-    <w:basedOn w:val="712"/>
-    <w:link w:val="872"/>
+    <w:basedOn w:val="730"/>
+    <w:link w:val="890"/>
     <w:uiPriority w:val="99"/>
     <w:semiHidden/>
     <w:pPr>
@@ -33353,9 +33730,9 @@
       <w:szCs w:val="20"/>
     </w:rPr>
   </w:style>
-  <w:style w:type="character" w:styleId="874">
+  <w:style w:type="character" w:styleId="892">
     <w:name w:val="endnote reference"/>
-    <w:basedOn w:val="712"/>
+    <w:basedOn w:val="730"/>
     <w:uiPriority w:val="99"/>
     <w:semiHidden/>
     <w:unhideWhenUsed/>
@@ -33368,9 +33745,9 @@
       <w:vertAlign w:val="superscript"/>
     </w:rPr>
   </w:style>
-  <w:style w:type="character" w:styleId="875">
+  <w:style w:type="character" w:styleId="893">
     <w:name w:val="Hyperlink"/>
-    <w:basedOn w:val="712"/>
+    <w:basedOn w:val="730"/>
     <w:uiPriority w:val="99"/>
     <w:unhideWhenUsed/>
     <w:pPr>
@@ -33383,9 +33760,9 @@
       <w:u w:val="single"/>
     </w:rPr>
   </w:style>
-  <w:style w:type="character" w:styleId="876">
+  <w:style w:type="character" w:styleId="894">
     <w:name w:val="FollowedHyperlink"/>
-    <w:basedOn w:val="712"/>
+    <w:basedOn w:val="730"/>
     <w:uiPriority w:val="99"/>
     <w:semiHidden/>
     <w:unhideWhenUsed/>
@@ -33399,10 +33776,10 @@
       <w:u w:val="single"/>
     </w:rPr>
   </w:style>
-  <w:style w:type="paragraph" w:styleId="877">
+  <w:style w:type="paragraph" w:styleId="895">
     <w:name w:val="toc 1"/>
-    <w:basedOn w:val="702"/>
-    <w:next w:val="702"/>
+    <w:basedOn w:val="720"/>
+    <w:next w:val="720"/>
     <w:uiPriority w:val="39"/>
     <w:unhideWhenUsed/>
     <w:pPr>
@@ -33411,10 +33788,10 @@
       <w:ind/>
     </w:pPr>
   </w:style>
-  <w:style w:type="paragraph" w:styleId="878">
+  <w:style w:type="paragraph" w:styleId="896">
     <w:name w:val="toc 2"/>
-    <w:basedOn w:val="702"/>
-    <w:next w:val="702"/>
+    <w:basedOn w:val="720"/>
+    <w:next w:val="720"/>
     <w:uiPriority w:val="39"/>
     <w:unhideWhenUsed/>
     <w:pPr>
@@ -33423,10 +33800,10 @@
       <w:ind w:left="220"/>
     </w:pPr>
   </w:style>
-  <w:style w:type="paragraph" w:styleId="879">
+  <w:style w:type="paragraph" w:styleId="897">
     <w:name w:val="toc 3"/>
-    <w:basedOn w:val="702"/>
-    <w:next w:val="702"/>
+    <w:basedOn w:val="720"/>
+    <w:next w:val="720"/>
     <w:uiPriority w:val="39"/>
     <w:unhideWhenUsed/>
     <w:pPr>
@@ -33435,10 +33812,10 @@
       <w:ind w:left="440"/>
     </w:pPr>
   </w:style>
-  <w:style w:type="paragraph" w:styleId="880">
+  <w:style w:type="paragraph" w:styleId="898">
     <w:name w:val="toc 4"/>
-    <w:basedOn w:val="702"/>
-    <w:next w:val="702"/>
+    <w:basedOn w:val="720"/>
+    <w:next w:val="720"/>
     <w:uiPriority w:val="39"/>
     <w:unhideWhenUsed/>
     <w:pPr>
@@ -33447,10 +33824,10 @@
       <w:ind w:left="660"/>
     </w:pPr>
   </w:style>
-  <w:style w:type="paragraph" w:styleId="881">
+  <w:style w:type="paragraph" w:styleId="899">
     <w:name w:val="toc 5"/>
-    <w:basedOn w:val="702"/>
-    <w:next w:val="702"/>
+    <w:basedOn w:val="720"/>
+    <w:next w:val="720"/>
     <w:uiPriority w:val="39"/>
     <w:unhideWhenUsed/>
     <w:pPr>
@@ -33459,10 +33836,10 @@
       <w:ind w:left="880"/>
     </w:pPr>
   </w:style>
-  <w:style w:type="paragraph" w:styleId="882">
+  <w:style w:type="paragraph" w:styleId="900">
     <w:name w:val="toc 6"/>
-    <w:basedOn w:val="702"/>
-    <w:next w:val="702"/>
+    <w:basedOn w:val="720"/>
+    <w:next w:val="720"/>
     <w:uiPriority w:val="39"/>
     <w:unhideWhenUsed/>
     <w:pPr>
@@ -33471,10 +33848,10 @@
       <w:ind w:left="1100"/>
     </w:pPr>
   </w:style>
-  <w:style w:type="paragraph" w:styleId="883">
+  <w:style w:type="paragraph" w:styleId="901">
     <w:name w:val="toc 7"/>
-    <w:basedOn w:val="702"/>
-    <w:next w:val="702"/>
+    <w:basedOn w:val="720"/>
+    <w:next w:val="720"/>
     <w:uiPriority w:val="39"/>
     <w:unhideWhenUsed/>
     <w:pPr>
@@ -33483,10 +33860,10 @@
       <w:ind w:left="1320"/>
     </w:pPr>
   </w:style>
-  <w:style w:type="paragraph" w:styleId="884">
+  <w:style w:type="paragraph" w:styleId="902">
     <w:name w:val="toc 8"/>
-    <w:basedOn w:val="702"/>
-    <w:next w:val="702"/>
+    <w:basedOn w:val="720"/>
+    <w:next w:val="720"/>
     <w:uiPriority w:val="39"/>
     <w:unhideWhenUsed/>
     <w:pPr>
@@ -33495,10 +33872,10 @@
       <w:ind w:left="1540"/>
     </w:pPr>
   </w:style>
-  <w:style w:type="paragraph" w:styleId="885">
+  <w:style w:type="paragraph" w:styleId="903">
     <w:name w:val="toc 9"/>
-    <w:basedOn w:val="702"/>
-    <w:next w:val="702"/>
+    <w:basedOn w:val="720"/>
+    <w:next w:val="720"/>
     <w:uiPriority w:val="39"/>
     <w:unhideWhenUsed/>
     <w:pPr>
@@ -33507,9 +33884,9 @@
       <w:ind w:left="1760"/>
     </w:pPr>
   </w:style>
-  <w:style w:type="character" w:styleId="886">
+  <w:style w:type="character" w:styleId="904">
     <w:name w:val="Placeholder Text"/>
-    <w:basedOn w:val="712"/>
+    <w:basedOn w:val="730"/>
     <w:uiPriority w:val="99"/>
     <w:semiHidden/>
     <w:pPr>
@@ -33521,7 +33898,7 @@
       <w:color w:val="666666"/>
     </w:rPr>
   </w:style>
-  <w:style w:type="paragraph" w:styleId="887">
+  <w:style w:type="paragraph" w:styleId="905">
     <w:name w:val="TOC Heading"/>
     <w:uiPriority w:val="39"/>
     <w:unhideWhenUsed/>
@@ -33531,10 +33908,10 @@
       <w:ind/>
     </w:pPr>
   </w:style>
-  <w:style w:type="paragraph" w:styleId="888">
+  <w:style w:type="paragraph" w:styleId="906">
     <w:name w:val="table of figures"/>
-    <w:basedOn w:val="702"/>
-    <w:next w:val="702"/>
+    <w:basedOn w:val="720"/>
+    <w:next w:val="720"/>
     <w:uiPriority w:val="99"/>
     <w:unhideWhenUsed/>
     <w:pPr>
@@ -33543,7 +33920,7 @@
       <w:ind/>
     </w:pPr>
   </w:style>
-  <w:style w:type="character" w:styleId="889" w:customStyle="1">
+  <w:style w:type="character" w:styleId="907" w:customStyle="1">
     <w:name w:val="WW8Num1z0"/>
     <w:pPr>
       <w:pBdr/>
@@ -33551,7 +33928,7 @@
       <w:ind/>
     </w:pPr>
   </w:style>
-  <w:style w:type="character" w:styleId="890" w:customStyle="1">
+  <w:style w:type="character" w:styleId="908" w:customStyle="1">
     <w:name w:val="WW8Num2z0"/>
     <w:pPr>
       <w:pBdr/>
@@ -33559,9 +33936,9 @@
       <w:ind/>
     </w:pPr>
   </w:style>
-  <w:style w:type="paragraph" w:styleId="891">
+  <w:style w:type="paragraph" w:styleId="909">
     <w:name w:val="Body Text"/>
-    <w:basedOn w:val="702"/>
+    <w:basedOn w:val="720"/>
     <w:pPr>
       <w:pBdr/>
       <w:spacing/>
@@ -33572,9 +33949,9 @@
       <w:lang w:val="es-MX"/>
     </w:rPr>
   </w:style>
-  <w:style w:type="paragraph" w:styleId="892">
+  <w:style w:type="paragraph" w:styleId="910">
     <w:name w:val="List"/>
-    <w:basedOn w:val="891"/>
+    <w:basedOn w:val="909"/>
     <w:pPr>
       <w:pBdr/>
       <w:spacing/>
@@ -33584,9 +33961,9 @@
       <w:rFonts w:cs="Arial"/>
     </w:rPr>
   </w:style>
-  <w:style w:type="paragraph" w:styleId="893">
+  <w:style w:type="paragraph" w:styleId="911">
     <w:name w:val="Caption"/>
-    <w:basedOn w:val="702"/>
+    <w:basedOn w:val="720"/>
     <w:pPr>
       <w:suppressLineNumbers w:val="true"/>
       <w:pBdr/>
@@ -33601,9 +33978,9 @@
       <w:szCs w:val="24"/>
     </w:rPr>
   </w:style>
-  <w:style w:type="paragraph" w:styleId="894" w:customStyle="1">
+  <w:style w:type="paragraph" w:styleId="912" w:customStyle="1">
     <w:name w:val="Índice"/>
-    <w:basedOn w:val="702"/>
+    <w:basedOn w:val="720"/>
     <w:pPr>
       <w:suppressLineNumbers w:val="true"/>
       <w:pBdr/>
@@ -33614,9 +33991,9 @@
       <w:rFonts w:cs="Arial"/>
     </w:rPr>
   </w:style>
-  <w:style w:type="paragraph" w:styleId="895" w:customStyle="1">
+  <w:style w:type="paragraph" w:styleId="913" w:customStyle="1">
     <w:name w:val="Caption1"/>
-    <w:basedOn w:val="702"/>
+    <w:basedOn w:val="720"/>
     <w:pPr>
       <w:suppressLineNumbers w:val="true"/>
       <w:pBdr/>
@@ -33631,9 +34008,9 @@
       <w:szCs w:val="24"/>
     </w:rPr>
   </w:style>
-  <w:style w:type="paragraph" w:styleId="896" w:customStyle="1">
+  <w:style w:type="paragraph" w:styleId="914" w:customStyle="1">
     <w:name w:val="Caption11"/>
-    <w:basedOn w:val="702"/>
+    <w:basedOn w:val="720"/>
     <w:pPr>
       <w:suppressLineNumbers w:val="true"/>
       <w:pBdr/>
@@ -33648,9 +34025,9 @@
       <w:szCs w:val="24"/>
     </w:rPr>
   </w:style>
-  <w:style w:type="paragraph" w:styleId="897" w:customStyle="1">
+  <w:style w:type="paragraph" w:styleId="915" w:customStyle="1">
     <w:name w:val="Caption111"/>
-    <w:basedOn w:val="702"/>
+    <w:basedOn w:val="720"/>
     <w:pPr>
       <w:suppressLineNumbers w:val="true"/>
       <w:pBdr/>
@@ -33665,9 +34042,9 @@
       <w:szCs w:val="24"/>
     </w:rPr>
   </w:style>
-  <w:style w:type="paragraph" w:styleId="898" w:customStyle="1">
+  <w:style w:type="paragraph" w:styleId="916" w:customStyle="1">
     <w:name w:val="Caption1111"/>
-    <w:basedOn w:val="702"/>
+    <w:basedOn w:val="720"/>
     <w:pPr>
       <w:suppressLineNumbers w:val="true"/>
       <w:pBdr/>
@@ -33682,9 +34059,9 @@
       <w:szCs w:val="24"/>
     </w:rPr>
   </w:style>
-  <w:style w:type="paragraph" w:styleId="899" w:customStyle="1">
+  <w:style w:type="paragraph" w:styleId="917" w:customStyle="1">
     <w:name w:val="Caption11111"/>
-    <w:basedOn w:val="702"/>
+    <w:basedOn w:val="720"/>
     <w:pPr>
       <w:suppressLineNumbers w:val="true"/>
       <w:pBdr/>
@@ -33699,9 +34076,9 @@
       <w:szCs w:val="24"/>
     </w:rPr>
   </w:style>
-  <w:style w:type="paragraph" w:styleId="900" w:customStyle="1">
+  <w:style w:type="paragraph" w:styleId="918" w:customStyle="1">
     <w:name w:val="Caption111111"/>
-    <w:basedOn w:val="702"/>
+    <w:basedOn w:val="720"/>
     <w:pPr>
       <w:suppressLineNumbers w:val="true"/>
       <w:pBdr/>
@@ -33716,9 +34093,9 @@
       <w:szCs w:val="24"/>
     </w:rPr>
   </w:style>
-  <w:style w:type="paragraph" w:styleId="901">
+  <w:style w:type="paragraph" w:styleId="919">
     <w:name w:val="Body Text 2"/>
-    <w:basedOn w:val="702"/>
+    <w:basedOn w:val="720"/>
     <w:pPr>
       <w:pBdr/>
       <w:spacing/>
@@ -33731,9 +34108,9 @@
       <w:lang w:val="es-MX"/>
     </w:rPr>
   </w:style>
-  <w:style w:type="paragraph" w:styleId="902" w:customStyle="1">
+  <w:style w:type="paragraph" w:styleId="920" w:customStyle="1">
     <w:name w:val="Cabecera y pie"/>
-    <w:basedOn w:val="702"/>
+    <w:basedOn w:val="720"/>
     <w:pPr>
       <w:suppressLineNumbers w:val="true"/>
       <w:pBdr/>
@@ -33745,10 +34122,10 @@
       <w:ind/>
     </w:pPr>
   </w:style>
-  <w:style w:type="paragraph" w:styleId="903">
+  <w:style w:type="paragraph" w:styleId="921">
     <w:name w:val="Header"/>
-    <w:basedOn w:val="702"/>
-    <w:link w:val="867"/>
+    <w:basedOn w:val="720"/>
+    <w:link w:val="885"/>
     <w:pPr>
       <w:pBdr/>
       <w:tabs>
@@ -33759,10 +34136,10 @@
       <w:ind/>
     </w:pPr>
   </w:style>
-  <w:style w:type="paragraph" w:styleId="904">
+  <w:style w:type="paragraph" w:styleId="922">
     <w:name w:val="Footer"/>
-    <w:basedOn w:val="702"/>
-    <w:link w:val="868"/>
+    <w:basedOn w:val="720"/>
+    <w:link w:val="886"/>
     <w:pPr>
       <w:pBdr/>
       <w:tabs>
@@ -33773,9 +34150,9 @@
       <w:ind/>
     </w:pPr>
   </w:style>
-  <w:style w:type="paragraph" w:styleId="905">
+  <w:style w:type="paragraph" w:styleId="923">
     <w:name w:val="Body Text 3"/>
-    <w:basedOn w:val="702"/>
+    <w:basedOn w:val="720"/>
     <w:pPr>
       <w:pBdr/>
       <w:spacing/>
